--- a/CÔNG TY TNHH MTV THƯƠNG MẠI KHAI MINH/KhaiMinh_ThanhLapMoi/Điều lệ công ty.docx
+++ b/CÔNG TY TNHH MTV THƯƠNG MẠI KHAI MINH/KhaiMinh_ThanhLapMoi/Điều lệ công ty.docx
@@ -1915,8 +1915,27 @@
                 <w:sz w:val="22"/>
                 <w:szCs w:val="22"/>
               </w:rPr>
-              <w:t xml:space="preserve"> Chi tiết: Bán buôn ván ép các ép các loại</w:t>
+              <w:t xml:space="preserve"> </w:t>
             </w:r>
+            <w:r>
+              <w:rPr>
+                <w:rFonts w:eastAsia="MS Mincho"/>
+                <w:sz w:val="22"/>
+                <w:szCs w:val="22"/>
+              </w:rPr>
+              <w:t xml:space="preserve">Chi tiết: Bán buôn ván ép các ép các loại; Mua bán hàng phục vụ sản xuất, hàng tiêu dùng và trang trí nội thất, bảng hiệu đèn led; Bán buôn hóa chất các </w:t>
+            </w:r>
+            <w:r>
+              <w:rPr>
+                <w:rFonts w:eastAsia="MS Mincho"/>
+                <w:sz w:val="22"/>
+                <w:szCs w:val="22"/>
+              </w:rPr>
+              <w:lastRenderedPageBreak/>
+              <w:t>loại, chất tẩy rửa, phụ gia công nghiệp làm sạch các dự án, công trình; Bán buôn các nguyên liệu phục vụ cho sản xuất hóa chất; Bán buôn thiết bị phòng cháy chữa cháy, bình phòng cháy chữa cháy</w:t>
+            </w:r>
+            <w:bookmarkStart w:id="1" w:name="_GoBack"/>
+            <w:bookmarkEnd w:id="1"/>
           </w:p>
         </w:tc>
         <w:tc>
@@ -2055,7 +2074,6 @@
                 <w:sz w:val="22"/>
                 <w:szCs w:val="22"/>
               </w:rPr>
-              <w:lastRenderedPageBreak/>
               <w:t>8</w:t>
             </w:r>
           </w:p>
@@ -2646,8 +2664,6 @@
           <w:szCs w:val="26"/>
         </w:rPr>
       </w:pPr>
-      <w:bookmarkStart w:id="1" w:name="_GoBack"/>
-      <w:bookmarkEnd w:id="1"/>
     </w:p>
     <w:p>
       <w:pPr>
@@ -3115,6 +3131,7 @@
           <w:sz w:val="26"/>
           <w:szCs w:val="26"/>
         </w:rPr>
+        <w:lastRenderedPageBreak/>
         <w:t>Số nhà/phòng, ngách/hẻm, ngõ/kiệt, đường/phố/đại lộ, tổ/xóm/ấp/thôn</w:t>
       </w:r>
       <w:r>
@@ -3212,7 +3229,6 @@
           <w:sz w:val="26"/>
           <w:szCs w:val="26"/>
         </w:rPr>
-        <w:lastRenderedPageBreak/>
         <w:t xml:space="preserve">Quốc gia: </w:t>
       </w:r>
       <w:r>
@@ -4105,6 +4121,7 @@
           <w:szCs w:val="26"/>
           <w:lang w:val="vi-VN"/>
         </w:rPr>
+        <w:lastRenderedPageBreak/>
         <w:t xml:space="preserve">Ngày, tháng, năm sinh: </w:t>
       </w:r>
       <w:r>
@@ -4205,7 +4222,6 @@
           <w:szCs w:val="26"/>
           <w:lang w:val="vi-VN"/>
         </w:rPr>
-        <w:lastRenderedPageBreak/>
         <w:t>Giới tính:</w:t>
       </w:r>
       <w:r>
@@ -4684,6 +4700,7 @@
           <w:szCs w:val="26"/>
           <w:lang w:val="vi-VN"/>
         </w:rPr>
+        <w:lastRenderedPageBreak/>
         <w:t>4. Chủ sở hữu công ty chịu trách nhiệm bằng toàn bộ tài sản của mình đối với các nghĩa vụ tài chính của công ty, thiệt hại xảy ra do không góp, không góp đủ, không góp đúng hạn vốn điều lệ theo quy định tại Điều này.</w:t>
       </w:r>
     </w:p>
@@ -4789,7 +4806,6 @@
           <w:szCs w:val="26"/>
           <w:lang w:val="vi-VN"/>
         </w:rPr>
-        <w:lastRenderedPageBreak/>
         <w:t>1. Quyết định nội dung Điều lệ công ty, sửa đổi, bổ sung Điều lệ công ty;</w:t>
       </w:r>
     </w:p>
@@ -5311,6 +5327,7 @@
         <w:rPr>
           <w:rFonts w:ascii="Times New Roman" w:hAnsi="Times New Roman"/>
         </w:rPr>
+        <w:lastRenderedPageBreak/>
         <w:t xml:space="preserve">Điều </w:t>
       </w:r>
       <w:r>
@@ -5502,496 +5519,496 @@
         <w:rPr>
           <w:rFonts w:ascii="Times New Roman" w:hAnsi="Times New Roman"/>
         </w:rPr>
+        <w:t>Điều 1</w:t>
+      </w:r>
+      <w:r>
+        <w:rPr>
+          <w:rFonts w:ascii="Times New Roman" w:hAnsi="Times New Roman"/>
+        </w:rPr>
+        <w:t>0</w:t>
+      </w:r>
+      <w:r>
+        <w:rPr>
+          <w:rFonts w:ascii="Times New Roman" w:hAnsi="Times New Roman"/>
+        </w:rPr>
+        <w:t>. Chủ tịch công ty</w:t>
+      </w:r>
+    </w:p>
+    <w:p>
+      <w:pPr>
+        <w:spacing w:line="240" w:lineRule="auto"/>
+        <w:ind w:firstLine="360"/>
+        <w:rPr>
+          <w:bCs/>
+          <w:sz w:val="26"/>
+          <w:szCs w:val="26"/>
+          <w:lang w:val="vi-VN"/>
+        </w:rPr>
+      </w:pPr>
+      <w:r>
+        <w:rPr>
+          <w:bCs/>
+          <w:sz w:val="26"/>
+          <w:szCs w:val="26"/>
+          <w:lang w:val="vi-VN"/>
+        </w:rPr>
+        <w:t>1. Chủ tịch công ty nhân danh chủ sở hữu công ty thực hiện quyền và nghĩa vụ của chủ sở hữu công ty; nhân danh công ty thực hiện quyền và nghĩa vụ của công ty, trừ quyền và nghĩa vụ của Giám đốc</w:t>
+      </w:r>
+      <w:r>
+        <w:rPr>
+          <w:bCs/>
+          <w:sz w:val="26"/>
+          <w:szCs w:val="26"/>
+          <w:lang w:val="vi-VN"/>
+        </w:rPr>
+        <w:t xml:space="preserve"> (hoặc Tổng giám đốc)</w:t>
+      </w:r>
+      <w:r>
+        <w:rPr>
+          <w:bCs/>
+          <w:sz w:val="26"/>
+          <w:szCs w:val="26"/>
+          <w:lang w:val="vi-VN"/>
+        </w:rPr>
+        <w:t>; chịu trách nhiệm trước pháp luật và chủ sở hữu công ty về việc thực hiện quyền và nghĩa vụ được giao theo quy định của Điều lệ công ty, Luật Doanh nghiệp và quy định khác của pháp luật có liên quan.</w:t>
+      </w:r>
+    </w:p>
+    <w:p>
+      <w:pPr>
+        <w:spacing w:line="240" w:lineRule="auto"/>
+        <w:ind w:firstLine="360"/>
+        <w:rPr>
+          <w:bCs/>
+          <w:sz w:val="26"/>
+          <w:szCs w:val="26"/>
+          <w:lang w:val="vi-VN"/>
+        </w:rPr>
+      </w:pPr>
+      <w:r>
+        <w:rPr>
+          <w:bCs/>
+          <w:sz w:val="26"/>
+          <w:szCs w:val="26"/>
+          <w:lang w:val="vi-VN"/>
+        </w:rPr>
+        <w:t>2. Quyền, nghĩa vụ và chế độ làm việc của Chủ tịch công ty được thực hiện theo quy định tại Điều lệ công ty, Luật Doanh nghiệp và quy định khác của pháp luật có liên quan.</w:t>
+      </w:r>
+    </w:p>
+    <w:p>
+      <w:pPr>
+        <w:spacing w:line="240" w:lineRule="auto"/>
+        <w:ind w:firstLine="360"/>
+        <w:rPr>
+          <w:bCs/>
+          <w:sz w:val="26"/>
+          <w:szCs w:val="26"/>
+          <w:lang w:val="vi-VN"/>
+        </w:rPr>
+      </w:pPr>
+      <w:r>
+        <w:rPr>
+          <w:bCs/>
+          <w:sz w:val="26"/>
+          <w:szCs w:val="26"/>
+          <w:lang w:val="vi-VN"/>
+        </w:rPr>
+        <w:t>3. Quyết định của Chủ tịch công ty về thực hiện quyền và nghĩa vụ của chủ sở hữu công ty có hiệu lực kể từ ngày được chủ sở hữu công ty phê duyệt.</w:t>
+      </w:r>
+    </w:p>
+    <w:p>
+      <w:pPr>
+        <w:spacing w:line="240" w:lineRule="auto"/>
+        <w:ind w:firstLine="360"/>
+        <w:rPr>
+          <w:bCs/>
+          <w:sz w:val="26"/>
+          <w:szCs w:val="26"/>
+          <w:lang w:val="vi-VN"/>
+        </w:rPr>
+      </w:pPr>
+    </w:p>
+    <w:p>
+      <w:pPr>
+        <w:pStyle w:val="Heading3"/>
+        <w:ind w:firstLine="360"/>
+        <w:rPr>
+          <w:rFonts w:ascii="Times New Roman" w:hAnsi="Times New Roman"/>
+          <w:lang w:val="vi-VN"/>
+        </w:rPr>
+      </w:pPr>
+      <w:r>
+        <w:rPr>
+          <w:rFonts w:ascii="Times New Roman" w:hAnsi="Times New Roman"/>
+          <w:lang w:val="vi-VN"/>
+        </w:rPr>
+        <w:t>Điều 1</w:t>
+      </w:r>
+      <w:r>
+        <w:rPr>
+          <w:rFonts w:ascii="Times New Roman" w:hAnsi="Times New Roman"/>
+        </w:rPr>
+        <w:t>1</w:t>
+      </w:r>
+      <w:r>
+        <w:rPr>
+          <w:rFonts w:ascii="Times New Roman" w:hAnsi="Times New Roman"/>
+          <w:lang w:val="vi-VN"/>
+        </w:rPr>
+        <w:t xml:space="preserve">. Giám đốc </w:t>
+      </w:r>
+      <w:r>
+        <w:rPr>
+          <w:rFonts w:ascii="Times New Roman" w:hAnsi="Times New Roman"/>
+        </w:rPr>
+        <w:t>(hoặc Tổng giám đốc)</w:t>
+      </w:r>
+    </w:p>
+    <w:p>
+      <w:pPr>
+        <w:spacing w:line="240" w:lineRule="auto"/>
+        <w:ind w:firstLine="360"/>
+        <w:rPr>
+          <w:bCs/>
+          <w:sz w:val="26"/>
+          <w:szCs w:val="26"/>
+          <w:lang w:val="vi-VN"/>
+        </w:rPr>
+      </w:pPr>
+      <w:r>
+        <w:rPr>
+          <w:bCs/>
+          <w:sz w:val="26"/>
+          <w:szCs w:val="26"/>
+          <w:lang w:val="vi-VN"/>
+        </w:rPr>
+        <w:t xml:space="preserve">1. Chủ tịch công ty bổ nhiệm hoặc thuê Giám đốc </w:t>
+      </w:r>
+      <w:r>
+        <w:rPr>
+          <w:bCs/>
+          <w:sz w:val="26"/>
+          <w:szCs w:val="26"/>
+          <w:lang w:val="vi-VN"/>
+        </w:rPr>
+        <w:t xml:space="preserve">(hoặc Tổng giám đốc) </w:t>
+      </w:r>
+      <w:r>
+        <w:rPr>
+          <w:bCs/>
+          <w:sz w:val="26"/>
+          <w:szCs w:val="26"/>
+          <w:lang w:val="vi-VN"/>
+        </w:rPr>
+        <w:t xml:space="preserve">với nhiệm kỳ không quá 05 năm để điều hành hoạt động kinh doanh hằng ngày của công ty. Giám đốc </w:t>
+      </w:r>
+      <w:r>
+        <w:rPr>
+          <w:bCs/>
+          <w:sz w:val="26"/>
+          <w:szCs w:val="26"/>
+          <w:lang w:val="vi-VN"/>
+        </w:rPr>
+        <w:t xml:space="preserve">(hoặc Tổng giám đốc) </w:t>
+      </w:r>
+      <w:r>
+        <w:rPr>
+          <w:bCs/>
+          <w:sz w:val="26"/>
+          <w:szCs w:val="26"/>
+          <w:lang w:val="vi-VN"/>
+        </w:rPr>
+        <w:t>chịu trách nhiệm trước pháp luật và Chủ tịch công ty về việc thực hiện quyền và nghĩa vụ của mình. Chủ tịch công ty có thể kiêm Giám đốc</w:t>
+      </w:r>
+      <w:r>
+        <w:rPr>
+          <w:bCs/>
+          <w:sz w:val="26"/>
+          <w:szCs w:val="26"/>
+          <w:lang w:val="vi-VN"/>
+        </w:rPr>
+        <w:t xml:space="preserve"> (hoặc Tổng giám đốc</w:t>
+      </w:r>
+      <w:r>
+        <w:rPr>
+          <w:bCs/>
+          <w:sz w:val="26"/>
+          <w:szCs w:val="26"/>
+          <w:lang w:val="vi-VN"/>
+        </w:rPr>
+        <w:t>)</w:t>
+      </w:r>
+      <w:r>
+        <w:rPr>
+          <w:bCs/>
+          <w:sz w:val="26"/>
+          <w:szCs w:val="26"/>
+          <w:lang w:val="vi-VN"/>
+        </w:rPr>
+        <w:t>.</w:t>
+      </w:r>
+    </w:p>
+    <w:p>
+      <w:pPr>
+        <w:spacing w:line="240" w:lineRule="auto"/>
+        <w:ind w:firstLine="360"/>
+        <w:rPr>
+          <w:bCs/>
+          <w:sz w:val="26"/>
+          <w:szCs w:val="26"/>
+          <w:lang w:val="vi-VN"/>
+        </w:rPr>
+      </w:pPr>
+      <w:r>
+        <w:rPr>
+          <w:bCs/>
+          <w:sz w:val="26"/>
+          <w:szCs w:val="26"/>
+          <w:lang w:val="vi-VN"/>
+        </w:rPr>
+        <w:t xml:space="preserve">2. Giám đốc </w:t>
+      </w:r>
+      <w:r>
+        <w:rPr>
+          <w:bCs/>
+          <w:sz w:val="26"/>
+          <w:szCs w:val="26"/>
+          <w:lang w:val="vi-VN"/>
+        </w:rPr>
+        <w:t xml:space="preserve">(hoặc Tổng giám đốc) </w:t>
+      </w:r>
+      <w:r>
+        <w:rPr>
+          <w:bCs/>
+          <w:sz w:val="26"/>
+          <w:szCs w:val="26"/>
+          <w:lang w:val="vi-VN"/>
+        </w:rPr>
+        <w:t>có quyền và nghĩa vụ sau đây:</w:t>
+      </w:r>
+    </w:p>
+    <w:p>
+      <w:pPr>
+        <w:spacing w:line="240" w:lineRule="auto"/>
+        <w:ind w:firstLine="360"/>
+        <w:rPr>
+          <w:bCs/>
+          <w:sz w:val="26"/>
+          <w:szCs w:val="26"/>
+          <w:lang w:val="vi-VN"/>
+        </w:rPr>
+      </w:pPr>
+      <w:r>
+        <w:rPr>
+          <w:bCs/>
+          <w:sz w:val="26"/>
+          <w:szCs w:val="26"/>
+          <w:lang w:val="vi-VN"/>
+        </w:rPr>
+        <w:t>a) Tổ chức thực hiện nghị quyết, quyết định của Chủ tịch công ty;</w:t>
+      </w:r>
+    </w:p>
+    <w:p>
+      <w:pPr>
+        <w:spacing w:line="240" w:lineRule="auto"/>
+        <w:ind w:firstLine="360"/>
+        <w:rPr>
+          <w:bCs/>
+          <w:sz w:val="26"/>
+          <w:szCs w:val="26"/>
+          <w:lang w:val="vi-VN"/>
+        </w:rPr>
+      </w:pPr>
+      <w:r>
+        <w:rPr>
+          <w:bCs/>
+          <w:sz w:val="26"/>
+          <w:szCs w:val="26"/>
+          <w:lang w:val="vi-VN"/>
+        </w:rPr>
+        <w:t>b) Quyết định các vấn đề liên quan đ</w:t>
+      </w:r>
+      <w:r>
+        <w:rPr>
+          <w:bCs/>
+          <w:sz w:val="26"/>
+          <w:szCs w:val="26"/>
+          <w:lang w:val="vi-VN"/>
+        </w:rPr>
+        <w:t>ế</w:t>
+      </w:r>
+      <w:r>
+        <w:rPr>
+          <w:bCs/>
+          <w:sz w:val="26"/>
+          <w:szCs w:val="26"/>
+          <w:lang w:val="vi-VN"/>
+        </w:rPr>
+        <w:t>n hoạt động kinh doanh hằng ngày của côn</w:t>
+      </w:r>
+      <w:r>
+        <w:rPr>
+          <w:bCs/>
+          <w:sz w:val="26"/>
+          <w:szCs w:val="26"/>
+          <w:lang w:val="vi-VN"/>
+        </w:rPr>
+        <w:t xml:space="preserve">g </w:t>
+      </w:r>
+      <w:r>
+        <w:rPr>
+          <w:bCs/>
+          <w:sz w:val="26"/>
+          <w:szCs w:val="26"/>
+          <w:lang w:val="vi-VN"/>
+        </w:rPr>
+        <w:t>ty;</w:t>
+      </w:r>
+    </w:p>
+    <w:p>
+      <w:pPr>
+        <w:spacing w:line="240" w:lineRule="auto"/>
+        <w:ind w:firstLine="360"/>
+        <w:rPr>
+          <w:bCs/>
+          <w:sz w:val="26"/>
+          <w:szCs w:val="26"/>
+          <w:lang w:val="vi-VN"/>
+        </w:rPr>
+      </w:pPr>
+      <w:r>
+        <w:rPr>
+          <w:bCs/>
+          <w:sz w:val="26"/>
+          <w:szCs w:val="26"/>
+          <w:lang w:val="vi-VN"/>
+        </w:rPr>
+        <w:t>c) Tổ chức thực hiện kế hoạch kinh doanh và phương án đầu tư của công ty;</w:t>
+      </w:r>
+    </w:p>
+    <w:p>
+      <w:pPr>
+        <w:spacing w:line="240" w:lineRule="auto"/>
+        <w:ind w:firstLine="360"/>
+        <w:rPr>
+          <w:bCs/>
+          <w:sz w:val="26"/>
+          <w:szCs w:val="26"/>
+          <w:lang w:val="vi-VN"/>
+        </w:rPr>
+      </w:pPr>
+      <w:r>
+        <w:rPr>
+          <w:bCs/>
+          <w:sz w:val="26"/>
+          <w:szCs w:val="26"/>
+          <w:lang w:val="vi-VN"/>
+        </w:rPr>
+        <w:t>d) Ban hành quy chế quản lý nội bộ của công ty;</w:t>
+      </w:r>
+    </w:p>
+    <w:p>
+      <w:pPr>
+        <w:spacing w:line="240" w:lineRule="auto"/>
+        <w:ind w:firstLine="360"/>
+        <w:rPr>
+          <w:bCs/>
+          <w:sz w:val="26"/>
+          <w:szCs w:val="26"/>
+          <w:lang w:val="vi-VN"/>
+        </w:rPr>
+      </w:pPr>
+      <w:r>
+        <w:rPr>
+          <w:bCs/>
+          <w:sz w:val="26"/>
+          <w:szCs w:val="26"/>
+          <w:lang w:val="vi-VN"/>
+        </w:rPr>
+        <w:t>đ) Bổ nhiệm, miễn nhiệm, bãi nhiệm người quản lý công ty, trừ các chức danh thuộc thẩm quyền của Chủ tịch công ty;</w:t>
+      </w:r>
+    </w:p>
+    <w:p>
+      <w:pPr>
+        <w:spacing w:line="240" w:lineRule="auto"/>
+        <w:ind w:firstLine="360"/>
+        <w:rPr>
+          <w:bCs/>
+          <w:sz w:val="26"/>
+          <w:szCs w:val="26"/>
+          <w:lang w:val="vi-VN"/>
+        </w:rPr>
+      </w:pPr>
+      <w:r>
+        <w:rPr>
+          <w:bCs/>
+          <w:sz w:val="26"/>
+          <w:szCs w:val="26"/>
+          <w:lang w:val="vi-VN"/>
+        </w:rPr>
+        <w:t>e) Ký hợp đồng nhân danh công ty, trừ trường hợp thuộc thẩm quyền của Chủ tịch công ty;</w:t>
+      </w:r>
+    </w:p>
+    <w:p>
+      <w:pPr>
+        <w:spacing w:line="240" w:lineRule="auto"/>
+        <w:ind w:firstLine="360"/>
+        <w:rPr>
+          <w:bCs/>
+          <w:sz w:val="26"/>
+          <w:szCs w:val="26"/>
+          <w:lang w:val="vi-VN"/>
+        </w:rPr>
+      </w:pPr>
+      <w:r>
+        <w:rPr>
+          <w:bCs/>
+          <w:sz w:val="26"/>
+          <w:szCs w:val="26"/>
+          <w:lang w:val="vi-VN"/>
+        </w:rPr>
+        <w:t>g) Kiến nghị phương án cơ cấu tổ chức công ty;</w:t>
+      </w:r>
+    </w:p>
+    <w:p>
+      <w:pPr>
+        <w:spacing w:line="240" w:lineRule="auto"/>
+        <w:ind w:firstLine="360"/>
+        <w:rPr>
+          <w:bCs/>
+          <w:sz w:val="26"/>
+          <w:szCs w:val="26"/>
+          <w:lang w:val="vi-VN"/>
+        </w:rPr>
+      </w:pPr>
+      <w:r>
+        <w:rPr>
+          <w:bCs/>
+          <w:sz w:val="26"/>
+          <w:szCs w:val="26"/>
+          <w:lang w:val="vi-VN"/>
+        </w:rPr>
+        <w:t>h) Trình báo cáo tài chính hằng năm lên Chủ tịch công ty;</w:t>
+      </w:r>
+    </w:p>
+    <w:p>
+      <w:pPr>
+        <w:spacing w:line="240" w:lineRule="auto"/>
+        <w:ind w:firstLine="360"/>
+        <w:rPr>
+          <w:bCs/>
+          <w:sz w:val="26"/>
+          <w:szCs w:val="26"/>
+          <w:lang w:val="vi-VN"/>
+        </w:rPr>
+      </w:pPr>
+      <w:r>
+        <w:rPr>
+          <w:bCs/>
+          <w:sz w:val="26"/>
+          <w:szCs w:val="26"/>
+          <w:lang w:val="vi-VN"/>
+        </w:rPr>
         <w:lastRenderedPageBreak/>
-        <w:t>Điều 1</w:t>
-      </w:r>
-      <w:r>
-        <w:rPr>
-          <w:rFonts w:ascii="Times New Roman" w:hAnsi="Times New Roman"/>
-        </w:rPr>
-        <w:t>0</w:t>
-      </w:r>
-      <w:r>
-        <w:rPr>
-          <w:rFonts w:ascii="Times New Roman" w:hAnsi="Times New Roman"/>
-        </w:rPr>
-        <w:t>. Chủ tịch công ty</w:t>
-      </w:r>
-    </w:p>
-    <w:p>
-      <w:pPr>
-        <w:spacing w:line="240" w:lineRule="auto"/>
-        <w:ind w:firstLine="360"/>
-        <w:rPr>
-          <w:bCs/>
-          <w:sz w:val="26"/>
-          <w:szCs w:val="26"/>
-          <w:lang w:val="vi-VN"/>
-        </w:rPr>
-      </w:pPr>
-      <w:r>
-        <w:rPr>
-          <w:bCs/>
-          <w:sz w:val="26"/>
-          <w:szCs w:val="26"/>
-          <w:lang w:val="vi-VN"/>
-        </w:rPr>
-        <w:t>1. Chủ tịch công ty nhân danh chủ sở hữu công ty thực hiện quyền và nghĩa vụ của chủ sở hữu công ty; nhân danh công ty thực hiện quyền và nghĩa vụ của công ty, trừ quyền và nghĩa vụ của Giám đốc</w:t>
-      </w:r>
-      <w:r>
-        <w:rPr>
-          <w:bCs/>
-          <w:sz w:val="26"/>
-          <w:szCs w:val="26"/>
-          <w:lang w:val="vi-VN"/>
-        </w:rPr>
-        <w:t xml:space="preserve"> (hoặc Tổng giám đốc)</w:t>
-      </w:r>
-      <w:r>
-        <w:rPr>
-          <w:bCs/>
-          <w:sz w:val="26"/>
-          <w:szCs w:val="26"/>
-          <w:lang w:val="vi-VN"/>
-        </w:rPr>
-        <w:t>; chịu trách nhiệm trước pháp luật và chủ sở hữu công ty về việc thực hiện quyền và nghĩa vụ được giao theo quy định của Điều lệ công ty, Luật Doanh nghiệp và quy định khác của pháp luật có liên quan.</w:t>
-      </w:r>
-    </w:p>
-    <w:p>
-      <w:pPr>
-        <w:spacing w:line="240" w:lineRule="auto"/>
-        <w:ind w:firstLine="360"/>
-        <w:rPr>
-          <w:bCs/>
-          <w:sz w:val="26"/>
-          <w:szCs w:val="26"/>
-          <w:lang w:val="vi-VN"/>
-        </w:rPr>
-      </w:pPr>
-      <w:r>
-        <w:rPr>
-          <w:bCs/>
-          <w:sz w:val="26"/>
-          <w:szCs w:val="26"/>
-          <w:lang w:val="vi-VN"/>
-        </w:rPr>
-        <w:t>2. Quyền, nghĩa vụ và chế độ làm việc của Chủ tịch công ty được thực hiện theo quy định tại Điều lệ công ty, Luật Doanh nghiệp và quy định khác của pháp luật có liên quan.</w:t>
-      </w:r>
-    </w:p>
-    <w:p>
-      <w:pPr>
-        <w:spacing w:line="240" w:lineRule="auto"/>
-        <w:ind w:firstLine="360"/>
-        <w:rPr>
-          <w:bCs/>
-          <w:sz w:val="26"/>
-          <w:szCs w:val="26"/>
-          <w:lang w:val="vi-VN"/>
-        </w:rPr>
-      </w:pPr>
-      <w:r>
-        <w:rPr>
-          <w:bCs/>
-          <w:sz w:val="26"/>
-          <w:szCs w:val="26"/>
-          <w:lang w:val="vi-VN"/>
-        </w:rPr>
-        <w:t>3. Quyết định của Chủ tịch công ty về thực hiện quyền và nghĩa vụ của chủ sở hữu công ty có hiệu lực kể từ ngày được chủ sở hữu công ty phê duyệt.</w:t>
-      </w:r>
-    </w:p>
-    <w:p>
-      <w:pPr>
-        <w:spacing w:line="240" w:lineRule="auto"/>
-        <w:ind w:firstLine="360"/>
-        <w:rPr>
-          <w:bCs/>
-          <w:sz w:val="26"/>
-          <w:szCs w:val="26"/>
-          <w:lang w:val="vi-VN"/>
-        </w:rPr>
-      </w:pPr>
-    </w:p>
-    <w:p>
-      <w:pPr>
-        <w:pStyle w:val="Heading3"/>
-        <w:ind w:firstLine="360"/>
-        <w:rPr>
-          <w:rFonts w:ascii="Times New Roman" w:hAnsi="Times New Roman"/>
-          <w:lang w:val="vi-VN"/>
-        </w:rPr>
-      </w:pPr>
-      <w:r>
-        <w:rPr>
-          <w:rFonts w:ascii="Times New Roman" w:hAnsi="Times New Roman"/>
-          <w:lang w:val="vi-VN"/>
-        </w:rPr>
-        <w:t>Điều 1</w:t>
-      </w:r>
-      <w:r>
-        <w:rPr>
-          <w:rFonts w:ascii="Times New Roman" w:hAnsi="Times New Roman"/>
-        </w:rPr>
-        <w:t>1</w:t>
-      </w:r>
-      <w:r>
-        <w:rPr>
-          <w:rFonts w:ascii="Times New Roman" w:hAnsi="Times New Roman"/>
-          <w:lang w:val="vi-VN"/>
-        </w:rPr>
-        <w:t xml:space="preserve">. Giám đốc </w:t>
-      </w:r>
-      <w:r>
-        <w:rPr>
-          <w:rFonts w:ascii="Times New Roman" w:hAnsi="Times New Roman"/>
-        </w:rPr>
-        <w:t>(hoặc Tổng giám đốc)</w:t>
-      </w:r>
-    </w:p>
-    <w:p>
-      <w:pPr>
-        <w:spacing w:line="240" w:lineRule="auto"/>
-        <w:ind w:firstLine="360"/>
-        <w:rPr>
-          <w:bCs/>
-          <w:sz w:val="26"/>
-          <w:szCs w:val="26"/>
-          <w:lang w:val="vi-VN"/>
-        </w:rPr>
-      </w:pPr>
-      <w:r>
-        <w:rPr>
-          <w:bCs/>
-          <w:sz w:val="26"/>
-          <w:szCs w:val="26"/>
-          <w:lang w:val="vi-VN"/>
-        </w:rPr>
-        <w:t xml:space="preserve">1. Chủ tịch công ty bổ nhiệm hoặc thuê Giám đốc </w:t>
-      </w:r>
-      <w:r>
-        <w:rPr>
-          <w:bCs/>
-          <w:sz w:val="26"/>
-          <w:szCs w:val="26"/>
-          <w:lang w:val="vi-VN"/>
-        </w:rPr>
-        <w:t xml:space="preserve">(hoặc Tổng giám đốc) </w:t>
-      </w:r>
-      <w:r>
-        <w:rPr>
-          <w:bCs/>
-          <w:sz w:val="26"/>
-          <w:szCs w:val="26"/>
-          <w:lang w:val="vi-VN"/>
-        </w:rPr>
-        <w:t xml:space="preserve">với nhiệm kỳ không quá 05 năm để điều hành hoạt động kinh doanh hằng ngày của công ty. Giám đốc </w:t>
-      </w:r>
-      <w:r>
-        <w:rPr>
-          <w:bCs/>
-          <w:sz w:val="26"/>
-          <w:szCs w:val="26"/>
-          <w:lang w:val="vi-VN"/>
-        </w:rPr>
-        <w:t xml:space="preserve">(hoặc Tổng giám đốc) </w:t>
-      </w:r>
-      <w:r>
-        <w:rPr>
-          <w:bCs/>
-          <w:sz w:val="26"/>
-          <w:szCs w:val="26"/>
-          <w:lang w:val="vi-VN"/>
-        </w:rPr>
-        <w:t>chịu trách nhiệm trước pháp luật và Chủ tịch công ty về việc thực hiện quyền và nghĩa vụ của mình. Chủ tịch công ty có thể kiêm Giám đốc</w:t>
-      </w:r>
-      <w:r>
-        <w:rPr>
-          <w:bCs/>
-          <w:sz w:val="26"/>
-          <w:szCs w:val="26"/>
-          <w:lang w:val="vi-VN"/>
-        </w:rPr>
-        <w:t xml:space="preserve"> (hoặc Tổng giám đốc</w:t>
-      </w:r>
-      <w:r>
-        <w:rPr>
-          <w:bCs/>
-          <w:sz w:val="26"/>
-          <w:szCs w:val="26"/>
-          <w:lang w:val="vi-VN"/>
-        </w:rPr>
-        <w:t>)</w:t>
-      </w:r>
-      <w:r>
-        <w:rPr>
-          <w:bCs/>
-          <w:sz w:val="26"/>
-          <w:szCs w:val="26"/>
-          <w:lang w:val="vi-VN"/>
-        </w:rPr>
-        <w:t>.</w:t>
-      </w:r>
-    </w:p>
-    <w:p>
-      <w:pPr>
-        <w:spacing w:line="240" w:lineRule="auto"/>
-        <w:ind w:firstLine="360"/>
-        <w:rPr>
-          <w:bCs/>
-          <w:sz w:val="26"/>
-          <w:szCs w:val="26"/>
-          <w:lang w:val="vi-VN"/>
-        </w:rPr>
-      </w:pPr>
-      <w:r>
-        <w:rPr>
-          <w:bCs/>
-          <w:sz w:val="26"/>
-          <w:szCs w:val="26"/>
-          <w:lang w:val="vi-VN"/>
-        </w:rPr>
-        <w:t xml:space="preserve">2. Giám đốc </w:t>
-      </w:r>
-      <w:r>
-        <w:rPr>
-          <w:bCs/>
-          <w:sz w:val="26"/>
-          <w:szCs w:val="26"/>
-          <w:lang w:val="vi-VN"/>
-        </w:rPr>
-        <w:t xml:space="preserve">(hoặc Tổng giám đốc) </w:t>
-      </w:r>
-      <w:r>
-        <w:rPr>
-          <w:bCs/>
-          <w:sz w:val="26"/>
-          <w:szCs w:val="26"/>
-          <w:lang w:val="vi-VN"/>
-        </w:rPr>
-        <w:t>có quyền và nghĩa vụ sau đây:</w:t>
-      </w:r>
-    </w:p>
-    <w:p>
-      <w:pPr>
-        <w:spacing w:line="240" w:lineRule="auto"/>
-        <w:ind w:firstLine="360"/>
-        <w:rPr>
-          <w:bCs/>
-          <w:sz w:val="26"/>
-          <w:szCs w:val="26"/>
-          <w:lang w:val="vi-VN"/>
-        </w:rPr>
-      </w:pPr>
-      <w:r>
-        <w:rPr>
-          <w:bCs/>
-          <w:sz w:val="26"/>
-          <w:szCs w:val="26"/>
-          <w:lang w:val="vi-VN"/>
-        </w:rPr>
-        <w:t>a) Tổ chức thực hiện nghị quyết, quyết định của Chủ tịch công ty;</w:t>
-      </w:r>
-    </w:p>
-    <w:p>
-      <w:pPr>
-        <w:spacing w:line="240" w:lineRule="auto"/>
-        <w:ind w:firstLine="360"/>
-        <w:rPr>
-          <w:bCs/>
-          <w:sz w:val="26"/>
-          <w:szCs w:val="26"/>
-          <w:lang w:val="vi-VN"/>
-        </w:rPr>
-      </w:pPr>
-      <w:r>
-        <w:rPr>
-          <w:bCs/>
-          <w:sz w:val="26"/>
-          <w:szCs w:val="26"/>
-          <w:lang w:val="vi-VN"/>
-        </w:rPr>
-        <w:t>b) Quyết định các vấn đề liên quan đ</w:t>
-      </w:r>
-      <w:r>
-        <w:rPr>
-          <w:bCs/>
-          <w:sz w:val="26"/>
-          <w:szCs w:val="26"/>
-          <w:lang w:val="vi-VN"/>
-        </w:rPr>
-        <w:t>ế</w:t>
-      </w:r>
-      <w:r>
-        <w:rPr>
-          <w:bCs/>
-          <w:sz w:val="26"/>
-          <w:szCs w:val="26"/>
-          <w:lang w:val="vi-VN"/>
-        </w:rPr>
-        <w:t>n hoạt động kinh doanh hằng ngày của côn</w:t>
-      </w:r>
-      <w:r>
-        <w:rPr>
-          <w:bCs/>
-          <w:sz w:val="26"/>
-          <w:szCs w:val="26"/>
-          <w:lang w:val="vi-VN"/>
-        </w:rPr>
-        <w:t xml:space="preserve">g </w:t>
-      </w:r>
-      <w:r>
-        <w:rPr>
-          <w:bCs/>
-          <w:sz w:val="26"/>
-          <w:szCs w:val="26"/>
-          <w:lang w:val="vi-VN"/>
-        </w:rPr>
-        <w:t>ty;</w:t>
-      </w:r>
-    </w:p>
-    <w:p>
-      <w:pPr>
-        <w:spacing w:line="240" w:lineRule="auto"/>
-        <w:ind w:firstLine="360"/>
-        <w:rPr>
-          <w:bCs/>
-          <w:sz w:val="26"/>
-          <w:szCs w:val="26"/>
-          <w:lang w:val="vi-VN"/>
-        </w:rPr>
-      </w:pPr>
-      <w:r>
-        <w:rPr>
-          <w:bCs/>
-          <w:sz w:val="26"/>
-          <w:szCs w:val="26"/>
-          <w:lang w:val="vi-VN"/>
-        </w:rPr>
-        <w:t>c) Tổ chức thực hiện kế hoạch kinh doanh và phương án đầu tư của công ty;</w:t>
-      </w:r>
-    </w:p>
-    <w:p>
-      <w:pPr>
-        <w:spacing w:line="240" w:lineRule="auto"/>
-        <w:ind w:firstLine="360"/>
-        <w:rPr>
-          <w:bCs/>
-          <w:sz w:val="26"/>
-          <w:szCs w:val="26"/>
-          <w:lang w:val="vi-VN"/>
-        </w:rPr>
-      </w:pPr>
-      <w:r>
-        <w:rPr>
-          <w:bCs/>
-          <w:sz w:val="26"/>
-          <w:szCs w:val="26"/>
-          <w:lang w:val="vi-VN"/>
-        </w:rPr>
-        <w:t>d) Ban hành quy chế quản lý nội bộ của công ty;</w:t>
-      </w:r>
-    </w:p>
-    <w:p>
-      <w:pPr>
-        <w:spacing w:line="240" w:lineRule="auto"/>
-        <w:ind w:firstLine="360"/>
-        <w:rPr>
-          <w:bCs/>
-          <w:sz w:val="26"/>
-          <w:szCs w:val="26"/>
-          <w:lang w:val="vi-VN"/>
-        </w:rPr>
-      </w:pPr>
-      <w:r>
-        <w:rPr>
-          <w:bCs/>
-          <w:sz w:val="26"/>
-          <w:szCs w:val="26"/>
-          <w:lang w:val="vi-VN"/>
-        </w:rPr>
-        <w:t>đ) Bổ nhiệm, miễn nhiệm, bãi nhiệm người quản lý công ty, trừ các chức danh thuộc thẩm quyền của Chủ tịch công ty;</w:t>
-      </w:r>
-    </w:p>
-    <w:p>
-      <w:pPr>
-        <w:spacing w:line="240" w:lineRule="auto"/>
-        <w:ind w:firstLine="360"/>
-        <w:rPr>
-          <w:bCs/>
-          <w:sz w:val="26"/>
-          <w:szCs w:val="26"/>
-          <w:lang w:val="vi-VN"/>
-        </w:rPr>
-      </w:pPr>
-      <w:r>
-        <w:rPr>
-          <w:bCs/>
-          <w:sz w:val="26"/>
-          <w:szCs w:val="26"/>
-          <w:lang w:val="vi-VN"/>
-        </w:rPr>
-        <w:t>e) Ký hợp đồng nhân danh công ty, trừ trường hợp thuộc thẩm quyền của Chủ tịch công ty;</w:t>
-      </w:r>
-    </w:p>
-    <w:p>
-      <w:pPr>
-        <w:spacing w:line="240" w:lineRule="auto"/>
-        <w:ind w:firstLine="360"/>
-        <w:rPr>
-          <w:bCs/>
-          <w:sz w:val="26"/>
-          <w:szCs w:val="26"/>
-          <w:lang w:val="vi-VN"/>
-        </w:rPr>
-      </w:pPr>
-      <w:r>
-        <w:rPr>
-          <w:bCs/>
-          <w:sz w:val="26"/>
-          <w:szCs w:val="26"/>
-          <w:lang w:val="vi-VN"/>
-        </w:rPr>
-        <w:t>g) Kiến nghị phương án cơ cấu tổ chức công ty;</w:t>
-      </w:r>
-    </w:p>
-    <w:p>
-      <w:pPr>
-        <w:spacing w:line="240" w:lineRule="auto"/>
-        <w:ind w:firstLine="360"/>
-        <w:rPr>
-          <w:bCs/>
-          <w:sz w:val="26"/>
-          <w:szCs w:val="26"/>
-          <w:lang w:val="vi-VN"/>
-        </w:rPr>
-      </w:pPr>
-      <w:r>
-        <w:rPr>
-          <w:bCs/>
-          <w:sz w:val="26"/>
-          <w:szCs w:val="26"/>
-          <w:lang w:val="vi-VN"/>
-        </w:rPr>
-        <w:t>h) Trình báo cáo tài chính hằng năm lên Chủ tịch công ty;</w:t>
-      </w:r>
-    </w:p>
-    <w:p>
-      <w:pPr>
-        <w:spacing w:line="240" w:lineRule="auto"/>
-        <w:ind w:firstLine="360"/>
-        <w:rPr>
-          <w:bCs/>
-          <w:sz w:val="26"/>
-          <w:szCs w:val="26"/>
-          <w:lang w:val="vi-VN"/>
-        </w:rPr>
-      </w:pPr>
-      <w:r>
-        <w:rPr>
-          <w:bCs/>
-          <w:sz w:val="26"/>
-          <w:szCs w:val="26"/>
-          <w:lang w:val="vi-VN"/>
-        </w:rPr>
         <w:t>i) Kiến nghị phương án sử dụng lợi nhuận hoặc xử lý lỗ trong kinh doanh;</w:t>
       </w:r>
     </w:p>
@@ -6879,7 +6896,6 @@
           <w:szCs w:val="26"/>
           <w:lang w:val="vi-VN"/>
         </w:rPr>
-        <w:lastRenderedPageBreak/>
         <w:t>Các vấn đề khác liên quan đến phân phối lợi nhuận được thực hiện theo quy định của pháp luật.</w:t>
       </w:r>
     </w:p>
@@ -7351,7 +7367,16 @@
           <w:szCs w:val="26"/>
           <w:lang w:val="vi-VN"/>
         </w:rPr>
-        <w:t xml:space="preserve">2. Công ty chỉ được giải thể khi bảo đảm thanh toán hết các khoản nợ và nghĩa vụ tài sản khác và doanh nghiệp không trong quá trình giải quyết tranh chấp tại Tòa án hoặc cơ quan trọng tài. Người quản lý có liên quan và doanh nghiệp quy định tại điểm </w:t>
+        <w:t xml:space="preserve">2. Công ty chỉ được giải thể khi bảo đảm thanh toán hết các khoản nợ và nghĩa vụ tài sản khác và doanh nghiệp không trong quá trình giải quyết tranh chấp tại Tòa án hoặc cơ quan trọng tài. Người quản lý có liên quan và doanh nghiệp quy định tại </w:t>
+      </w:r>
+      <w:r>
+        <w:rPr>
+          <w:sz w:val="26"/>
+          <w:szCs w:val="26"/>
+          <w:lang w:val="vi-VN"/>
+        </w:rPr>
+        <w:lastRenderedPageBreak/>
+        <w:t xml:space="preserve">điểm </w:t>
       </w:r>
       <w:r>
         <w:rPr>
@@ -7484,312 +7509,363 @@
           <w:szCs w:val="26"/>
           <w:lang w:val="vi-VN"/>
         </w:rPr>
+        <w:t>1. Thông qua nghị quyết, quyết định giải thể doanh nghiệp. Nghị quyết, quyết định giải thể doanh nghiệp phải bao gồm các nội dung chủ yếu sau đây:</w:t>
+      </w:r>
+    </w:p>
+    <w:p>
+      <w:pPr>
+        <w:spacing w:line="240" w:lineRule="auto"/>
+        <w:ind w:firstLine="360"/>
+        <w:rPr>
+          <w:sz w:val="26"/>
+          <w:szCs w:val="26"/>
+          <w:lang w:val="vi-VN"/>
+        </w:rPr>
+      </w:pPr>
+      <w:r>
+        <w:rPr>
+          <w:sz w:val="26"/>
+          <w:szCs w:val="26"/>
+          <w:lang w:val="vi-VN"/>
+        </w:rPr>
+        <w:t>a) Tên, địa chỉ trụ sở chính của doanh nghiệp;</w:t>
+      </w:r>
+    </w:p>
+    <w:p>
+      <w:pPr>
+        <w:spacing w:line="240" w:lineRule="auto"/>
+        <w:ind w:firstLine="360"/>
+        <w:rPr>
+          <w:sz w:val="26"/>
+          <w:szCs w:val="26"/>
+          <w:lang w:val="vi-VN"/>
+        </w:rPr>
+      </w:pPr>
+      <w:r>
+        <w:rPr>
+          <w:sz w:val="26"/>
+          <w:szCs w:val="26"/>
+          <w:lang w:val="vi-VN"/>
+        </w:rPr>
+        <w:t>b) Lý do giải thể;</w:t>
+      </w:r>
+    </w:p>
+    <w:p>
+      <w:pPr>
+        <w:spacing w:line="240" w:lineRule="auto"/>
+        <w:ind w:firstLine="360"/>
+        <w:rPr>
+          <w:sz w:val="26"/>
+          <w:szCs w:val="26"/>
+          <w:lang w:val="vi-VN"/>
+        </w:rPr>
+      </w:pPr>
+      <w:r>
+        <w:rPr>
+          <w:sz w:val="26"/>
+          <w:szCs w:val="26"/>
+          <w:lang w:val="vi-VN"/>
+        </w:rPr>
+        <w:t>c) Thời hạn, thủ tục thanh lý hợp đồng và thanh toán các khoản nợ của doanh nghiệp;</w:t>
+      </w:r>
+    </w:p>
+    <w:p>
+      <w:pPr>
+        <w:spacing w:line="240" w:lineRule="auto"/>
+        <w:ind w:firstLine="360"/>
+        <w:rPr>
+          <w:sz w:val="26"/>
+          <w:szCs w:val="26"/>
+          <w:lang w:val="vi-VN"/>
+        </w:rPr>
+      </w:pPr>
+      <w:r>
+        <w:rPr>
+          <w:sz w:val="26"/>
+          <w:szCs w:val="26"/>
+          <w:lang w:val="vi-VN"/>
+        </w:rPr>
+        <w:t>d) Phương án xử lý các nghĩa vụ phát sinh từ hợp đồng lao động;</w:t>
+      </w:r>
+    </w:p>
+    <w:p>
+      <w:pPr>
+        <w:spacing w:line="240" w:lineRule="auto"/>
+        <w:ind w:firstLine="360"/>
+        <w:rPr>
+          <w:sz w:val="26"/>
+          <w:szCs w:val="26"/>
+          <w:lang w:val="vi-VN"/>
+        </w:rPr>
+      </w:pPr>
+      <w:r>
+        <w:rPr>
+          <w:sz w:val="26"/>
+          <w:szCs w:val="26"/>
+          <w:lang w:val="vi-VN"/>
+        </w:rPr>
+        <w:t>đ) Họ, tên, chữ ký của chủ sở hữu công ty</w:t>
+      </w:r>
+      <w:r>
+        <w:rPr>
+          <w:sz w:val="26"/>
+          <w:szCs w:val="26"/>
+          <w:lang w:val="vi-VN"/>
+        </w:rPr>
+        <w:t>.</w:t>
+      </w:r>
+    </w:p>
+    <w:p>
+      <w:pPr>
+        <w:spacing w:line="240" w:lineRule="auto"/>
+        <w:ind w:firstLine="360"/>
+        <w:rPr>
+          <w:sz w:val="26"/>
+          <w:szCs w:val="26"/>
+          <w:lang w:val="vi-VN"/>
+        </w:rPr>
+      </w:pPr>
+      <w:r>
+        <w:rPr>
+          <w:sz w:val="26"/>
+          <w:szCs w:val="26"/>
+          <w:lang w:val="vi-VN"/>
+        </w:rPr>
+        <w:t>2. Chủ sở hữu công ty trực tiếp tổ chức thanh lý tài sản doanh nghiệp;</w:t>
+      </w:r>
+    </w:p>
+    <w:p>
+      <w:pPr>
+        <w:spacing w:line="240" w:lineRule="auto"/>
+        <w:ind w:firstLine="360"/>
+        <w:rPr>
+          <w:sz w:val="26"/>
+          <w:szCs w:val="26"/>
+          <w:lang w:val="vi-VN"/>
+        </w:rPr>
+      </w:pPr>
+      <w:r>
+        <w:rPr>
+          <w:sz w:val="26"/>
+          <w:szCs w:val="26"/>
+          <w:lang w:val="vi-VN"/>
+        </w:rPr>
+        <w:t>3. Trong thời hạn 07 ngày làm việc kể từ ngày thông qua, quyết định giải thể phải được gửi đến Cơ quan đăng ký kinh doanh, cơ quan thuế, người lao động trong doanh nghiệp. Quyết định giải thể phải được đăng trên cổng thông tin quốc gia về đăng ký doanh nghiệp và được niêm yết công khai tại trụ sở chính, chi nhánh, văn phòng đại diện của doanh nghiệp. Trường hợp doanh nghiệp còn nghĩa vụ tài chính chưa thanh toán thì phải gửi kèm theo quyết định giải thể và phương án giải quyết nợ đến các chủ nợ, người có quyền, nghĩa vụ và lợi ích có liên quan. Phương án giải quyết nợ phải có tên, địa chỉ của chủ nợ; số nợ, thời hạn, địa điểm và phương thức thanh toán số nợ đó; cách thức và thời hạn giải quyết khiếu nại của chủ nợ;</w:t>
+      </w:r>
+    </w:p>
+    <w:p>
+      <w:pPr>
+        <w:spacing w:line="240" w:lineRule="auto"/>
+        <w:ind w:firstLine="360"/>
+        <w:rPr>
+          <w:sz w:val="26"/>
+          <w:szCs w:val="26"/>
+          <w:lang w:val="vi-VN"/>
+        </w:rPr>
+      </w:pPr>
+      <w:r>
+        <w:rPr>
+          <w:sz w:val="26"/>
+          <w:szCs w:val="26"/>
+          <w:lang w:val="vi-VN"/>
+        </w:rPr>
+        <w:t>4. Các khoản nợ của doanh nghiệp được thanh toán theo thứ tự ưu tiên sau đây:</w:t>
+      </w:r>
+    </w:p>
+    <w:p>
+      <w:pPr>
+        <w:spacing w:line="240" w:lineRule="auto"/>
+        <w:ind w:firstLine="360"/>
+        <w:rPr>
+          <w:sz w:val="26"/>
+          <w:szCs w:val="26"/>
+          <w:lang w:val="vi-VN"/>
+        </w:rPr>
+      </w:pPr>
+      <w:r>
+        <w:rPr>
+          <w:sz w:val="26"/>
+          <w:szCs w:val="26"/>
+          <w:lang w:val="vi-VN"/>
+        </w:rPr>
+        <w:t>a) Các khoản nợ lương, trợ cấp thôi việc, bảo hiểm xã hội, bảo hiểm y tế, bảo hiểm thất nghiệp theo quy định của pháp luật và các quyền lợi khác của người lao động theo thỏa ước lao động tập thể và hợp đồng lao động đã ký kết;</w:t>
+      </w:r>
+    </w:p>
+    <w:p>
+      <w:pPr>
+        <w:spacing w:line="240" w:lineRule="auto"/>
+        <w:ind w:firstLine="360"/>
+        <w:rPr>
+          <w:sz w:val="26"/>
+          <w:szCs w:val="26"/>
+          <w:lang w:val="vi-VN"/>
+        </w:rPr>
+      </w:pPr>
+      <w:r>
+        <w:rPr>
+          <w:sz w:val="26"/>
+          <w:szCs w:val="26"/>
+          <w:lang w:val="vi-VN"/>
+        </w:rPr>
+        <w:t>b) Nợ thuế;</w:t>
+      </w:r>
+    </w:p>
+    <w:p>
+      <w:pPr>
+        <w:spacing w:line="240" w:lineRule="auto"/>
+        <w:ind w:firstLine="360"/>
+        <w:rPr>
+          <w:sz w:val="26"/>
+          <w:szCs w:val="26"/>
+          <w:lang w:val="vi-VN"/>
+        </w:rPr>
+      </w:pPr>
+      <w:r>
+        <w:rPr>
+          <w:sz w:val="26"/>
+          <w:szCs w:val="26"/>
+          <w:lang w:val="vi-VN"/>
+        </w:rPr>
+        <w:t>c) Các khoản nợ khác;</w:t>
+      </w:r>
+    </w:p>
+    <w:p>
+      <w:pPr>
+        <w:spacing w:line="240" w:lineRule="auto"/>
+        <w:ind w:firstLine="360"/>
+        <w:rPr>
+          <w:sz w:val="26"/>
+          <w:szCs w:val="26"/>
+          <w:lang w:val="vi-VN"/>
+        </w:rPr>
+      </w:pPr>
+      <w:r>
+        <w:rPr>
+          <w:sz w:val="26"/>
+          <w:szCs w:val="26"/>
+          <w:lang w:val="vi-VN"/>
+        </w:rPr>
+        <w:t>5. Sau khi đã thanh toán chi phí giải thể doanh nghiệp và các khoản nợ, phần còn lại thuộc về chủ sở hữu;</w:t>
+      </w:r>
+    </w:p>
+    <w:p>
+      <w:pPr>
+        <w:spacing w:line="240" w:lineRule="auto"/>
+        <w:ind w:firstLine="360"/>
+        <w:rPr>
+          <w:sz w:val="26"/>
+          <w:szCs w:val="26"/>
+          <w:lang w:val="vi-VN"/>
+        </w:rPr>
+      </w:pPr>
+      <w:r>
+        <w:rPr>
+          <w:sz w:val="26"/>
+          <w:szCs w:val="26"/>
+          <w:lang w:val="vi-VN"/>
+        </w:rPr>
+        <w:t>6. Người đại diện theo pháp luật của doanh nghiệp gửi hồ sơ giải thể doanh nghiệp cho Cơ quan đăng ký kinh doanh trong thời hạn 05 ngày làm việc kể từ ngày thanh toán hết các khoản nợ của doanh nghiệp</w:t>
+      </w:r>
+      <w:r>
+        <w:rPr>
+          <w:sz w:val="26"/>
+          <w:szCs w:val="26"/>
+          <w:lang w:val="vi-VN"/>
+        </w:rPr>
+        <w:t>.</w:t>
+      </w:r>
+    </w:p>
+    <w:p>
+      <w:pPr>
+        <w:spacing w:line="240" w:lineRule="auto"/>
+        <w:ind w:firstLine="360"/>
+        <w:rPr>
+          <w:sz w:val="26"/>
+          <w:szCs w:val="26"/>
+          <w:lang w:val="vi-VN"/>
+        </w:rPr>
+      </w:pPr>
+    </w:p>
+    <w:p>
+      <w:pPr>
+        <w:spacing w:line="240" w:lineRule="auto"/>
+        <w:ind w:firstLine="360"/>
+        <w:rPr>
+          <w:sz w:val="26"/>
+          <w:szCs w:val="26"/>
+          <w:lang w:val="vi-VN"/>
+        </w:rPr>
+      </w:pPr>
+    </w:p>
+    <w:p>
+      <w:pPr>
+        <w:spacing w:line="240" w:lineRule="auto"/>
+        <w:ind w:firstLine="360"/>
+        <w:rPr>
+          <w:sz w:val="26"/>
+          <w:szCs w:val="26"/>
+          <w:lang w:val="vi-VN"/>
+        </w:rPr>
+      </w:pPr>
+    </w:p>
+    <w:bookmarkEnd w:id="9"/>
+    <w:p>
+      <w:pPr>
+        <w:pStyle w:val="Heading3"/>
+        <w:ind w:firstLine="360"/>
+        <w:jc w:val="center"/>
+        <w:rPr>
+          <w:rFonts w:ascii="Times New Roman" w:hAnsi="Times New Roman"/>
+        </w:rPr>
+      </w:pPr>
+      <w:r>
+        <w:rPr>
+          <w:rFonts w:ascii="Times New Roman" w:hAnsi="Times New Roman"/>
+        </w:rPr>
         <w:lastRenderedPageBreak/>
-        <w:t>1. Thông qua nghị quyết, quyết định giải thể doanh nghiệp. Nghị quyết, quyết định giải thể doanh nghiệp phải bao gồm các nội dung chủ yếu sau đây:</w:t>
-      </w:r>
-    </w:p>
-    <w:p>
-      <w:pPr>
-        <w:spacing w:line="240" w:lineRule="auto"/>
-        <w:ind w:firstLine="360"/>
-        <w:rPr>
-          <w:sz w:val="26"/>
-          <w:szCs w:val="26"/>
-          <w:lang w:val="vi-VN"/>
-        </w:rPr>
-      </w:pPr>
-      <w:r>
-        <w:rPr>
-          <w:sz w:val="26"/>
-          <w:szCs w:val="26"/>
-          <w:lang w:val="vi-VN"/>
-        </w:rPr>
-        <w:t>a) Tên, địa chỉ trụ sở chính của doanh nghiệp;</w:t>
-      </w:r>
-    </w:p>
-    <w:p>
-      <w:pPr>
-        <w:spacing w:line="240" w:lineRule="auto"/>
-        <w:ind w:firstLine="360"/>
-        <w:rPr>
-          <w:sz w:val="26"/>
-          <w:szCs w:val="26"/>
-          <w:lang w:val="vi-VN"/>
-        </w:rPr>
-      </w:pPr>
-      <w:r>
-        <w:rPr>
-          <w:sz w:val="26"/>
-          <w:szCs w:val="26"/>
-          <w:lang w:val="vi-VN"/>
-        </w:rPr>
-        <w:t>b) Lý do giải thể;</w:t>
-      </w:r>
-    </w:p>
-    <w:p>
-      <w:pPr>
-        <w:spacing w:line="240" w:lineRule="auto"/>
-        <w:ind w:firstLine="360"/>
-        <w:rPr>
-          <w:sz w:val="26"/>
-          <w:szCs w:val="26"/>
-          <w:lang w:val="vi-VN"/>
-        </w:rPr>
-      </w:pPr>
-      <w:r>
-        <w:rPr>
-          <w:sz w:val="26"/>
-          <w:szCs w:val="26"/>
-          <w:lang w:val="vi-VN"/>
-        </w:rPr>
-        <w:t>c) Thời hạn, thủ tục thanh lý hợp đồng và thanh toán các khoản nợ của doanh nghiệp;</w:t>
-      </w:r>
-    </w:p>
-    <w:p>
-      <w:pPr>
-        <w:spacing w:line="240" w:lineRule="auto"/>
-        <w:ind w:firstLine="360"/>
-        <w:rPr>
-          <w:sz w:val="26"/>
-          <w:szCs w:val="26"/>
-          <w:lang w:val="vi-VN"/>
-        </w:rPr>
-      </w:pPr>
-      <w:r>
-        <w:rPr>
-          <w:sz w:val="26"/>
-          <w:szCs w:val="26"/>
-          <w:lang w:val="vi-VN"/>
-        </w:rPr>
-        <w:t>d) Phương án xử lý các nghĩa vụ phát sinh từ hợp đồng lao động;</w:t>
-      </w:r>
-    </w:p>
-    <w:p>
-      <w:pPr>
-        <w:spacing w:line="240" w:lineRule="auto"/>
-        <w:ind w:firstLine="360"/>
-        <w:rPr>
-          <w:sz w:val="26"/>
-          <w:szCs w:val="26"/>
-          <w:lang w:val="vi-VN"/>
-        </w:rPr>
-      </w:pPr>
-      <w:r>
-        <w:rPr>
-          <w:sz w:val="26"/>
-          <w:szCs w:val="26"/>
-          <w:lang w:val="vi-VN"/>
-        </w:rPr>
-        <w:t>đ) Họ, tên, chữ ký của chủ sở hữu công ty</w:t>
-      </w:r>
-      <w:r>
-        <w:rPr>
-          <w:sz w:val="26"/>
-          <w:szCs w:val="26"/>
-          <w:lang w:val="vi-VN"/>
-        </w:rPr>
-        <w:t>.</w:t>
-      </w:r>
-    </w:p>
-    <w:p>
-      <w:pPr>
-        <w:spacing w:line="240" w:lineRule="auto"/>
-        <w:ind w:firstLine="360"/>
-        <w:rPr>
-          <w:sz w:val="26"/>
-          <w:szCs w:val="26"/>
-          <w:lang w:val="vi-VN"/>
-        </w:rPr>
-      </w:pPr>
-      <w:r>
-        <w:rPr>
-          <w:sz w:val="26"/>
-          <w:szCs w:val="26"/>
-          <w:lang w:val="vi-VN"/>
-        </w:rPr>
-        <w:t>2. Chủ sở hữu công ty trực tiếp tổ chức thanh lý tài sản doanh nghiệp;</w:t>
-      </w:r>
-    </w:p>
-    <w:p>
-      <w:pPr>
-        <w:spacing w:line="240" w:lineRule="auto"/>
-        <w:ind w:firstLine="360"/>
-        <w:rPr>
-          <w:sz w:val="26"/>
-          <w:szCs w:val="26"/>
-          <w:lang w:val="vi-VN"/>
-        </w:rPr>
-      </w:pPr>
-      <w:r>
-        <w:rPr>
-          <w:sz w:val="26"/>
-          <w:szCs w:val="26"/>
-          <w:lang w:val="vi-VN"/>
-        </w:rPr>
-        <w:t>3. Trong thời hạn 07 ngày làm việc kể từ ngày thông qua, quyết định giải thể phải được gửi đến Cơ quan đăng ký kinh doanh, cơ quan thuế, người lao động trong doanh nghiệp. Quyết định giải thể phải được đăng trên cổng thông tin quốc gia về đăng ký doanh nghiệp và được niêm yết công khai tại trụ sở chính, chi nhánh, văn phòng đại diện của doanh nghiệp. Trường hợp doanh nghiệp còn nghĩa vụ tài chính chưa thanh toán thì phải gửi kèm theo quyết định giải thể và phương án giải quyết nợ đến các chủ nợ, người có quyền, nghĩa vụ và lợi ích có liên quan. Phương án giải quyết nợ phải có tên, địa chỉ của chủ nợ; số nợ, thời hạn, địa điểm và phương thức thanh toán số nợ đó; cách thức và thời hạn giải quyết khiếu nại của chủ nợ;</w:t>
-      </w:r>
-    </w:p>
-    <w:p>
-      <w:pPr>
-        <w:spacing w:line="240" w:lineRule="auto"/>
-        <w:ind w:firstLine="360"/>
-        <w:rPr>
-          <w:sz w:val="26"/>
-          <w:szCs w:val="26"/>
-          <w:lang w:val="vi-VN"/>
-        </w:rPr>
-      </w:pPr>
-      <w:r>
-        <w:rPr>
-          <w:sz w:val="26"/>
-          <w:szCs w:val="26"/>
-          <w:lang w:val="vi-VN"/>
-        </w:rPr>
-        <w:t>4. Các khoản nợ của doanh nghiệp được thanh toán theo thứ tự ưu tiên sau đây:</w:t>
-      </w:r>
-    </w:p>
-    <w:p>
-      <w:pPr>
-        <w:spacing w:line="240" w:lineRule="auto"/>
-        <w:ind w:firstLine="360"/>
-        <w:rPr>
-          <w:sz w:val="26"/>
-          <w:szCs w:val="26"/>
-          <w:lang w:val="vi-VN"/>
-        </w:rPr>
-      </w:pPr>
-      <w:r>
-        <w:rPr>
-          <w:sz w:val="26"/>
-          <w:szCs w:val="26"/>
-          <w:lang w:val="vi-VN"/>
-        </w:rPr>
-        <w:t>a) Các khoản nợ lương, trợ cấp thôi việc, bảo hiểm xã hội, bảo hiểm y tế, bảo hiểm thất nghiệp theo quy định của pháp luật và các quyền lợi khác của người lao động theo thỏa ước lao động tập thể và hợp đồng lao động đã ký kết;</w:t>
-      </w:r>
-    </w:p>
-    <w:p>
-      <w:pPr>
-        <w:spacing w:line="240" w:lineRule="auto"/>
-        <w:ind w:firstLine="360"/>
-        <w:rPr>
-          <w:sz w:val="26"/>
-          <w:szCs w:val="26"/>
-          <w:lang w:val="vi-VN"/>
-        </w:rPr>
-      </w:pPr>
-      <w:r>
-        <w:rPr>
-          <w:sz w:val="26"/>
-          <w:szCs w:val="26"/>
-          <w:lang w:val="vi-VN"/>
-        </w:rPr>
-        <w:t>b) Nợ thuế;</w:t>
-      </w:r>
-    </w:p>
-    <w:p>
-      <w:pPr>
-        <w:spacing w:line="240" w:lineRule="auto"/>
-        <w:ind w:firstLine="360"/>
-        <w:rPr>
-          <w:sz w:val="26"/>
-          <w:szCs w:val="26"/>
-          <w:lang w:val="vi-VN"/>
-        </w:rPr>
-      </w:pPr>
-      <w:r>
-        <w:rPr>
-          <w:sz w:val="26"/>
-          <w:szCs w:val="26"/>
-          <w:lang w:val="vi-VN"/>
-        </w:rPr>
-        <w:t>c) Các khoản nợ khác;</w:t>
-      </w:r>
-    </w:p>
-    <w:p>
-      <w:pPr>
-        <w:spacing w:line="240" w:lineRule="auto"/>
-        <w:ind w:firstLine="360"/>
-        <w:rPr>
-          <w:sz w:val="26"/>
-          <w:szCs w:val="26"/>
-          <w:lang w:val="vi-VN"/>
-        </w:rPr>
-      </w:pPr>
-      <w:r>
-        <w:rPr>
-          <w:sz w:val="26"/>
-          <w:szCs w:val="26"/>
-          <w:lang w:val="vi-VN"/>
-        </w:rPr>
-        <w:t>5. Sau khi đã thanh toán chi phí giải thể doanh nghiệp và các khoản nợ, phần còn lại thuộc về chủ sở hữu;</w:t>
-      </w:r>
-    </w:p>
-    <w:p>
-      <w:pPr>
-        <w:spacing w:line="240" w:lineRule="auto"/>
-        <w:ind w:firstLine="360"/>
-        <w:rPr>
-          <w:sz w:val="26"/>
-          <w:szCs w:val="26"/>
-          <w:lang w:val="vi-VN"/>
-        </w:rPr>
-      </w:pPr>
-      <w:r>
-        <w:rPr>
-          <w:sz w:val="26"/>
-          <w:szCs w:val="26"/>
-          <w:lang w:val="vi-VN"/>
-        </w:rPr>
-        <w:t>6. Người đại diện theo pháp luật của doanh nghiệp gửi hồ sơ giải thể doanh nghiệp cho Cơ quan đăng ký kinh doanh trong thời hạn 05 ngày làm việc kể từ ngày thanh toán hết các khoản nợ của doanh nghiệp</w:t>
-      </w:r>
-      <w:r>
-        <w:rPr>
-          <w:sz w:val="26"/>
-          <w:szCs w:val="26"/>
-          <w:lang w:val="vi-VN"/>
-        </w:rPr>
-        <w:t>.</w:t>
-      </w:r>
-    </w:p>
-    <w:p>
-      <w:pPr>
-        <w:spacing w:line="240" w:lineRule="auto"/>
-        <w:ind w:firstLine="360"/>
-        <w:rPr>
-          <w:sz w:val="26"/>
-          <w:szCs w:val="26"/>
-          <w:lang w:val="vi-VN"/>
-        </w:rPr>
-      </w:pPr>
-    </w:p>
-    <w:p>
-      <w:pPr>
-        <w:spacing w:line="240" w:lineRule="auto"/>
-        <w:ind w:firstLine="360"/>
-        <w:rPr>
-          <w:sz w:val="26"/>
-          <w:szCs w:val="26"/>
-          <w:lang w:val="vi-VN"/>
-        </w:rPr>
-      </w:pPr>
-    </w:p>
-    <w:p>
-      <w:pPr>
-        <w:spacing w:line="240" w:lineRule="auto"/>
-        <w:ind w:firstLine="360"/>
-        <w:rPr>
-          <w:sz w:val="26"/>
-          <w:szCs w:val="26"/>
-          <w:lang w:val="vi-VN"/>
-        </w:rPr>
-      </w:pPr>
-    </w:p>
-    <w:bookmarkEnd w:id="9"/>
+        <w:t>Chương VI</w:t>
+      </w:r>
+    </w:p>
+    <w:p>
+      <w:pPr>
+        <w:spacing w:line="240" w:lineRule="auto"/>
+        <w:ind w:firstLine="360"/>
+        <w:jc w:val="center"/>
+        <w:rPr>
+          <w:b/>
+          <w:sz w:val="26"/>
+          <w:szCs w:val="26"/>
+          <w:lang w:val="vi-VN"/>
+        </w:rPr>
+      </w:pPr>
+      <w:r>
+        <w:rPr>
+          <w:b/>
+          <w:sz w:val="26"/>
+          <w:szCs w:val="26"/>
+          <w:lang w:val="vi-VN"/>
+        </w:rPr>
+        <w:t>HIỆU LỰC THỰC HIỆN</w:t>
+      </w:r>
+    </w:p>
+    <w:p>
+      <w:pPr>
+        <w:spacing w:line="240" w:lineRule="auto"/>
+        <w:ind w:firstLine="360"/>
+        <w:jc w:val="center"/>
+        <w:rPr>
+          <w:b/>
+          <w:bCs/>
+          <w:sz w:val="26"/>
+          <w:szCs w:val="26"/>
+          <w:lang w:val="vi-VN"/>
+        </w:rPr>
+      </w:pPr>
+    </w:p>
     <w:p>
       <w:pPr>
         <w:pStyle w:val="Heading3"/>
         <w:ind w:firstLine="360"/>
-        <w:jc w:val="center"/>
         <w:rPr>
           <w:rFonts w:ascii="Times New Roman" w:hAnsi="Times New Roman"/>
         </w:rPr>
@@ -7798,44 +7874,38 @@
         <w:rPr>
           <w:rFonts w:ascii="Times New Roman" w:hAnsi="Times New Roman"/>
         </w:rPr>
-        <w:t>Chương VI</w:t>
-      </w:r>
-    </w:p>
-    <w:p>
-      <w:pPr>
-        <w:spacing w:line="240" w:lineRule="auto"/>
-        <w:ind w:firstLine="360"/>
-        <w:jc w:val="center"/>
-        <w:rPr>
-          <w:b/>
-          <w:sz w:val="26"/>
-          <w:szCs w:val="26"/>
-          <w:lang w:val="vi-VN"/>
-        </w:rPr>
-      </w:pPr>
-      <w:r>
-        <w:rPr>
-          <w:b/>
-          <w:sz w:val="26"/>
-          <w:szCs w:val="26"/>
-          <w:lang w:val="vi-VN"/>
-        </w:rPr>
-        <w:t>HIỆU LỰC THỰC HIỆN</w:t>
-      </w:r>
-    </w:p>
-    <w:p>
-      <w:pPr>
-        <w:spacing w:line="240" w:lineRule="auto"/>
-        <w:ind w:firstLine="360"/>
-        <w:jc w:val="center"/>
-        <w:rPr>
-          <w:b/>
-          <w:bCs/>
-          <w:sz w:val="26"/>
-          <w:szCs w:val="26"/>
-          <w:lang w:val="vi-VN"/>
-        </w:rPr>
-      </w:pPr>
+        <w:t xml:space="preserve">Điều </w:t>
+      </w:r>
+      <w:r>
+        <w:rPr>
+          <w:rFonts w:ascii="Times New Roman" w:hAnsi="Times New Roman"/>
+        </w:rPr>
+        <w:t>19</w:t>
+      </w:r>
+      <w:r>
+        <w:rPr>
+          <w:rFonts w:ascii="Times New Roman" w:hAnsi="Times New Roman"/>
+        </w:rPr>
+        <w:t>. Hiệu lực của Điều lệ</w:t>
+      </w:r>
+    </w:p>
+    <w:p>
+      <w:pPr>
+        <w:ind w:firstLine="360"/>
+        <w:rPr>
+          <w:sz w:val="26"/>
+          <w:szCs w:val="26"/>
+          <w:lang w:val="vi-VN"/>
+        </w:rPr>
+      </w:pPr>
+      <w:r>
+        <w:rPr>
+          <w:sz w:val="26"/>
+          <w:szCs w:val="26"/>
+          <w:lang w:val="vi-VN"/>
+        </w:rPr>
+        <w:t>Điều lệ này có hiệu lực kể từ ngày được Cơ quan đăng ký kinh doanh cấp Giấy chứng nhận đăng ký doanh nghiệp.</w:t>
+      </w:r>
     </w:p>
     <w:p>
       <w:pPr>
@@ -7849,52 +7919,6 @@
         <w:rPr>
           <w:rFonts w:ascii="Times New Roman" w:hAnsi="Times New Roman"/>
         </w:rPr>
-        <w:t xml:space="preserve">Điều </w:t>
-      </w:r>
-      <w:r>
-        <w:rPr>
-          <w:rFonts w:ascii="Times New Roman" w:hAnsi="Times New Roman"/>
-        </w:rPr>
-        <w:t>19</w:t>
-      </w:r>
-      <w:r>
-        <w:rPr>
-          <w:rFonts w:ascii="Times New Roman" w:hAnsi="Times New Roman"/>
-        </w:rPr>
-        <w:t>. Hiệu lực của Điều lệ</w:t>
-      </w:r>
-    </w:p>
-    <w:p>
-      <w:pPr>
-        <w:ind w:firstLine="360"/>
-        <w:rPr>
-          <w:sz w:val="26"/>
-          <w:szCs w:val="26"/>
-          <w:lang w:val="vi-VN"/>
-        </w:rPr>
-      </w:pPr>
-      <w:r>
-        <w:rPr>
-          <w:sz w:val="26"/>
-          <w:szCs w:val="26"/>
-          <w:lang w:val="vi-VN"/>
-        </w:rPr>
-        <w:t>Điều lệ này có hiệu lực kể từ ngày được Cơ quan đăng ký kinh doanh cấp Giấy chứng nhận đăng ký doanh nghiệp.</w:t>
-      </w:r>
-    </w:p>
-    <w:p>
-      <w:pPr>
-        <w:pStyle w:val="Heading3"/>
-        <w:ind w:firstLine="360"/>
-        <w:rPr>
-          <w:rFonts w:ascii="Times New Roman" w:hAnsi="Times New Roman"/>
-        </w:rPr>
-      </w:pPr>
-      <w:r>
-        <w:rPr>
-          <w:rFonts w:ascii="Times New Roman" w:hAnsi="Times New Roman"/>
-        </w:rPr>
-        <w:lastRenderedPageBreak/>
         <w:t xml:space="preserve">Điều </w:t>
       </w:r>
       <w:r>
@@ -8326,6 +8350,7 @@
           <w:szCs w:val="26"/>
           <w:lang w:val="vi-VN"/>
         </w:rPr>
+        <w:lastRenderedPageBreak/>
         <w:t>Bản điều lệ này gồm  </w:t>
       </w:r>
       <w:r>
@@ -8714,7 +8739,7 @@
       <w:rPr>
         <w:noProof/>
       </w:rPr>
-      <w:t>2</w:t>
+      <w:t>9</w:t>
     </w:r>
     <w:r>
       <w:rPr>

--- a/CÔNG TY TNHH MTV THƯƠNG MẠI KHAI MINH/KhaiMinh_ThanhLapMoi/Điều lệ công ty.docx
+++ b/CÔNG TY TNHH MTV THƯƠNG MẠI KHAI MINH/KhaiMinh_ThanhLapMoi/Điều lệ công ty.docx
@@ -144,7 +144,7 @@
           <w:sz w:val="26"/>
           <w:szCs w:val="26"/>
         </w:rPr>
-        <w:t>CÔNG TY TNHH MTV THƯƠNG MẠI KHAI MINH</w:t>
+        <w:t>CÔNG TY TNHH THƯƠNG MẠI KHAI MINH VENEER</w:t>
       </w:r>
     </w:p>
     <w:p>
@@ -351,7 +351,7 @@
           <w:sz w:val="26"/>
           <w:szCs w:val="26"/>
         </w:rPr>
-        <w:t>CÔNG TY TNHH MTV THƯƠNG MẠI KHAI MINH</w:t>
+        <w:t>CÔNG TY TNHH THƯƠNG MẠI KHAI MINH VENEER</w:t>
       </w:r>
       <w:r>
         <w:rPr>
@@ -375,7 +375,7 @@
           <w:sz w:val="26"/>
           <w:szCs w:val="26"/>
         </w:rPr>
-        <w:t>CÔNG TY TNHH MTV THƯƠNG MẠI KHAI MINH</w:t>
+        <w:t>CÔNG TY TNHH THƯƠNG MẠI KHAI MINH VENEER</w:t>
       </w:r>
       <w:r>
         <w:rPr>
@@ -685,7 +685,7 @@
           <w:sz w:val="26"/>
           <w:szCs w:val="26"/>
         </w:rPr>
-        <w:t>CÔNG TY TNHH MTV THƯƠNG MẠI KHAI MINH</w:t>
+        <w:t>CÔNG TY TNHH THƯƠNG MẠI KHAI MINH VENEER</w:t>
       </w:r>
     </w:p>
     <w:tbl>
@@ -755,6 +755,9 @@
             <w:r>
               <w:t xml:space="preserve"> </w:t>
             </w:r>
+            <w:r>
+              <w:t>KHAI MINH VENEER TRADING COMPANY LIMITED</w:t>
+            </w:r>
           </w:p>
         </w:tc>
       </w:tr>
@@ -841,6 +844,16 @@
         </w:rPr>
         <w:t xml:space="preserve">: </w:t>
       </w:r>
+      <w:r>
+        <w:rPr>
+          <w:sz w:val="26"/>
+          <w:szCs w:val="26"/>
+          <w:lang w:eastAsia="zh-CN"/>
+        </w:rPr>
+        <w:t>KHAI MINH VENEER CO., LTD</w:t>
+      </w:r>
+      <w:bookmarkStart w:id="1" w:name="_GoBack"/>
+      <w:bookmarkEnd w:id="1"/>
     </w:p>
     <w:p>
       <w:pPr>
@@ -1923,7 +1936,7 @@
                 <w:sz w:val="22"/>
                 <w:szCs w:val="22"/>
               </w:rPr>
-              <w:t xml:space="preserve">Chi tiết: Bán buôn ván ép các ép các loại; Mua bán hàng phục vụ sản xuất, hàng tiêu dùng và trang trí nội thất, bảng hiệu đèn led; Bán buôn hóa chất các </w:t>
+              <w:t xml:space="preserve">Chi tiết: Bán buôn ván ép các ép các loại; Mua bán hàng phục vụ sản xuất, hàng tiêu dùng và trang trí </w:t>
             </w:r>
             <w:r>
               <w:rPr>
@@ -1932,10 +1945,8 @@
                 <w:szCs w:val="22"/>
               </w:rPr>
               <w:lastRenderedPageBreak/>
-              <w:t>loại, chất tẩy rửa, phụ gia công nghiệp làm sạch các dự án, công trình; Bán buôn các nguyên liệu phục vụ cho sản xuất hóa chất; Bán buôn thiết bị phòng cháy chữa cháy, bình phòng cháy chữa cháy</w:t>
+              <w:t>nội thất, bảng hiệu đèn led; Bán buôn hóa chất các loại, chất tẩy rửa, phụ gia công nghiệp làm sạch các dự án, công trình; Bán buôn các nguyên liệu phục vụ cho sản xuất hóa chất; Bán buôn thiết bị phòng cháy chữa cháy, bình phòng cháy chữa cháy</w:t>
             </w:r>
-            <w:bookmarkStart w:id="1" w:name="_GoBack"/>
-            <w:bookmarkEnd w:id="1"/>
           </w:p>
         </w:tc>
         <w:tc>
@@ -8739,7 +8750,7 @@
       <w:rPr>
         <w:noProof/>
       </w:rPr>
-      <w:t>9</w:t>
+      <w:t>12</w:t>
     </w:r>
     <w:r>
       <w:rPr>

--- a/CÔNG TY TNHH MTV THƯƠNG MẠI KHAI MINH/KhaiMinh_ThanhLapMoi/Điều lệ công ty.docx
+++ b/CÔNG TY TNHH MTV THƯƠNG MẠI KHAI MINH/KhaiMinh_ThanhLapMoi/Điều lệ công ty.docx
@@ -1,6 +1,6 @@
 
 <file path=word/document.xml><?xml version="1.0" encoding="utf-8"?>
-<w:document xmlns:wpc="http://schemas.microsoft.com/office/word/2010/wordprocessingCanvas" xmlns:cx="http://schemas.microsoft.com/office/drawing/2014/chartex" xmlns:cx1="http://schemas.microsoft.com/office/drawing/2015/9/8/chartex" xmlns:mc="http://schemas.openxmlformats.org/markup-compatibility/2006" xmlns:o="urn:schemas-microsoft-com:office:office" xmlns:r="http://schemas.openxmlformats.org/officeDocument/2006/relationships" xmlns:m="http://schemas.openxmlformats.org/officeDocument/2006/math" xmlns:v="urn:schemas-microsoft-com:vml" xmlns:wp14="http://schemas.microsoft.com/office/word/2010/wordprocessingDrawing" xmlns:wp="http://schemas.openxmlformats.org/drawingml/2006/wordprocessingDrawing" xmlns:w10="urn:schemas-microsoft-com:office:word" xmlns:w="http://schemas.openxmlformats.org/wordprocessingml/2006/main" xmlns:w14="http://schemas.microsoft.com/office/word/2010/wordml" xmlns:w15="http://schemas.microsoft.com/office/word/2012/wordml" xmlns:w16se="http://schemas.microsoft.com/office/word/2015/wordml/symex" xmlns:wpg="http://schemas.microsoft.com/office/word/2010/wordprocessingGroup" xmlns:wpi="http://schemas.microsoft.com/office/word/2010/wordprocessingInk" xmlns:wne="http://schemas.microsoft.com/office/word/2006/wordml" xmlns:wps="http://schemas.microsoft.com/office/word/2010/wordprocessingShape" mc:Ignorable="w14 w15 w16se wp14">
+<w:document xmlns:wpc="http://schemas.microsoft.com/office/word/2010/wordprocessingCanvas" xmlns:cx="http://schemas.microsoft.com/office/drawing/2014/chartex" xmlns:mc="http://schemas.openxmlformats.org/markup-compatibility/2006" xmlns:o="urn:schemas-microsoft-com:office:office" xmlns:r="http://schemas.openxmlformats.org/officeDocument/2006/relationships" xmlns:m="http://schemas.openxmlformats.org/officeDocument/2006/math" xmlns:v="urn:schemas-microsoft-com:vml" xmlns:wp14="http://schemas.microsoft.com/office/word/2010/wordprocessingDrawing" xmlns:wp="http://schemas.openxmlformats.org/drawingml/2006/wordprocessingDrawing" xmlns:w10="urn:schemas-microsoft-com:office:word" xmlns:w="http://schemas.openxmlformats.org/wordprocessingml/2006/main" xmlns:w14="http://schemas.microsoft.com/office/word/2010/wordml" xmlns:w15="http://schemas.microsoft.com/office/word/2012/wordml" xmlns:w16se="http://schemas.microsoft.com/office/word/2015/wordml/symex" xmlns:wpg="http://schemas.microsoft.com/office/word/2010/wordprocessingGroup" xmlns:wpi="http://schemas.microsoft.com/office/word/2010/wordprocessingInk" xmlns:wne="http://schemas.microsoft.com/office/word/2006/wordml" xmlns:wps="http://schemas.microsoft.com/office/word/2010/wordprocessingShape" mc:Ignorable="w14 w15 w16se wp14">
   <w:body>
     <w:p>
       <w:pPr>
@@ -852,8 +852,6 @@
         </w:rPr>
         <w:t>KHAI MINH VENEER CO., LTD</w:t>
       </w:r>
-      <w:bookmarkStart w:id="1" w:name="_GoBack"/>
-      <w:bookmarkEnd w:id="1"/>
     </w:p>
     <w:p>
       <w:pPr>
@@ -1175,9 +1173,9 @@
         <w:tblLook w:val="04A0" w:firstRow="1" w:lastRow="0" w:firstColumn="1" w:lastColumn="0" w:noHBand="0" w:noVBand="1"/>
       </w:tblPr>
       <w:tblGrid>
-        <w:gridCol w:w="737"/>
+        <w:gridCol w:w="738"/>
         <w:gridCol w:w="1151"/>
-        <w:gridCol w:w="5122"/>
+        <w:gridCol w:w="5121"/>
         <w:gridCol w:w="1649"/>
       </w:tblGrid>
       <w:tr>
@@ -1573,7 +1571,15 @@
                 <w:sz w:val="22"/>
                 <w:szCs w:val="22"/>
               </w:rPr>
-              <w:t>Chi tiết: Bán buôn các loại tủ điện, máy biến đổi tĩnh điện (máy biến đổi tần inverter)</w:t>
+              <w:t xml:space="preserve">Chi tiết: </w:t>
+            </w:r>
+            <w:r>
+              <w:rPr>
+                <w:rFonts w:eastAsia="MS Mincho"/>
+                <w:sz w:val="22"/>
+                <w:szCs w:val="22"/>
+              </w:rPr>
+              <w:t>bán buôn tủ điện, máy biến đổi tĩnh điện, nhập khẩu máy biến tần inverter, dây cáp điện, các loại tủ điện và thiết bị, linh kiện điện cao hạ thế dùng trong tủ điện.</w:t>
             </w:r>
           </w:p>
         </w:tc>
@@ -1861,6 +1867,7 @@
                 <w:sz w:val="22"/>
                 <w:szCs w:val="22"/>
               </w:rPr>
+              <w:lastRenderedPageBreak/>
               <w:t>6</w:t>
             </w:r>
           </w:p>
@@ -1936,7 +1943,7 @@
                 <w:sz w:val="22"/>
                 <w:szCs w:val="22"/>
               </w:rPr>
-              <w:t xml:space="preserve">Chi tiết: Bán buôn ván ép các ép các loại; Mua bán hàng phục vụ sản xuất, hàng tiêu dùng và trang trí </w:t>
+              <w:t>Chi tiế</w:t>
             </w:r>
             <w:r>
               <w:rPr>
@@ -1944,8 +1951,17 @@
                 <w:sz w:val="22"/>
                 <w:szCs w:val="22"/>
               </w:rPr>
-              <w:lastRenderedPageBreak/>
-              <w:t>nội thất, bảng hiệu đèn led; Bán buôn hóa chất các loại, chất tẩy rửa, phụ gia công nghiệp làm sạch các dự án, công trình; Bán buôn các nguyên liệu phục vụ cho sản xuất hóa chất; Bán buôn thiết bị phòng cháy chữa cháy, bình phòng cháy chữa cháy</w:t>
+              <w:t xml:space="preserve">t: Bán buôn ván ép </w:t>
+            </w:r>
+            <w:bookmarkStart w:id="1" w:name="_GoBack"/>
+            <w:bookmarkEnd w:id="1"/>
+            <w:r>
+              <w:rPr>
+                <w:rFonts w:eastAsia="MS Mincho"/>
+                <w:sz w:val="22"/>
+                <w:szCs w:val="22"/>
+              </w:rPr>
+              <w:t>các loại; Mua bán hàng phục vụ sản xuất, hàng tiêu dùng và trang trí nội thất, bảng hiệu đèn led; Bán buôn hóa chất các loại, chất tẩy rửa, phụ gia công nghiệp làm sạch các dự án, công trình; Bán buôn các nguyên liệu phục vụ cho sản xuất hóa chất; Bán buôn thiết bị phòng cháy chữa cháy, bình phòng cháy chữa cháy</w:t>
             </w:r>
           </w:p>
         </w:tc>
@@ -2404,6 +2420,25 @@
               <w:spacing w:after="0" w:line="240" w:lineRule="auto"/>
               <w:jc w:val="left"/>
               <w:rPr>
+                <w:rFonts w:ascii="Times New Roman" w:eastAsia="MS Mincho" w:hAnsi="Times New Roman"/>
+                <w:sz w:val="24"/>
+                <w:szCs w:val="24"/>
+              </w:rPr>
+            </w:pPr>
+            <w:r>
+              <w:rPr>
+                <w:rFonts w:ascii="Times New Roman" w:eastAsia="MS Mincho" w:hAnsi="Times New Roman"/>
+                <w:sz w:val="24"/>
+                <w:szCs w:val="24"/>
+              </w:rPr>
+              <w:t>Bán lẻ hàng hóa khác mới (trừ ô tô, mô tô, xe máy và các bộ phận phụ trợ)</w:t>
+            </w:r>
+          </w:p>
+          <w:p>
+            <w:pPr>
+              <w:spacing w:after="0" w:line="240" w:lineRule="auto"/>
+              <w:jc w:val="left"/>
+              <w:rPr>
                 <w:rFonts w:eastAsia="MS Mincho"/>
                 <w:sz w:val="26"/>
                 <w:szCs w:val="26"/>
@@ -2411,11 +2446,11 @@
             </w:pPr>
             <w:r>
               <w:rPr>
-                <w:rFonts w:eastAsia="MS Mincho"/>
-                <w:sz w:val="22"/>
-                <w:szCs w:val="22"/>
-              </w:rPr>
-              <w:t>Bán lẻ hàng hóa khác mới (trừ ô tô, mô tô, xe máy và các bộ phận phụ trợ)</w:t>
+                <w:rFonts w:ascii="Times New Roman" w:eastAsia="MS Mincho" w:hAnsi="Times New Roman"/>
+                <w:sz w:val="24"/>
+                <w:szCs w:val="24"/>
+              </w:rPr>
+              <w:t>Chi tiết: Bán lẻ máy biến đổi tĩnh điện (máy biến tần inverter)</w:t>
             </w:r>
           </w:p>
         </w:tc>
@@ -2499,8 +2534,8 @@
               <w:jc w:val="left"/>
               <w:rPr>
                 <w:rFonts w:eastAsia="MS Mincho"/>
-                <w:sz w:val="22"/>
-                <w:szCs w:val="22"/>
+                <w:sz w:val="26"/>
+                <w:szCs w:val="26"/>
               </w:rPr>
             </w:pPr>
             <w:r>
@@ -2510,25 +2545,6 @@
                 <w:szCs w:val="22"/>
               </w:rPr>
               <w:t xml:space="preserve">Bán lẻ tổng hợp khác. </w:t>
-            </w:r>
-          </w:p>
-          <w:p>
-            <w:pPr>
-              <w:spacing w:after="0" w:line="240" w:lineRule="auto"/>
-              <w:jc w:val="left"/>
-              <w:rPr>
-                <w:rFonts w:eastAsia="MS Mincho"/>
-                <w:sz w:val="26"/>
-                <w:szCs w:val="26"/>
-              </w:rPr>
-            </w:pPr>
-            <w:r>
-              <w:rPr>
-                <w:rFonts w:eastAsia="MS Mincho"/>
-                <w:sz w:val="22"/>
-                <w:szCs w:val="22"/>
-              </w:rPr>
-              <w:t>Chi tiết: Thực hiện quyền phân phối bán lẻ biến đổi tĩnh điện (máy biến tần inverter)</w:t>
             </w:r>
           </w:p>
         </w:tc>
@@ -2641,7 +2657,7 @@
                 <w:sz w:val="22"/>
                 <w:szCs w:val="22"/>
               </w:rPr>
-              <w:t xml:space="preserve"> Chi tiết: Thực hiện quyền nhập khẩu máy biến tần inverter, dây cáp điện, các loại tủ điện và các thiết bị, linh kiện điện cao hạ thế dùng trong tủ điện</w:t>
+              <w:t xml:space="preserve"> </w:t>
             </w:r>
           </w:p>
         </w:tc>
@@ -3121,6 +3137,7 @@
           <w:szCs w:val="26"/>
           <w:lang w:val="vi-VN"/>
         </w:rPr>
+        <w:lastRenderedPageBreak/>
         <w:t xml:space="preserve">Địa chỉ liên lạc: </w:t>
       </w:r>
     </w:p>
@@ -3142,7 +3159,6 @@
           <w:sz w:val="26"/>
           <w:szCs w:val="26"/>
         </w:rPr>
-        <w:lastRenderedPageBreak/>
         <w:t>Số nhà/phòng, ngách/hẻm, ngõ/kiệt, đường/phố/đại lộ, tổ/xóm/ấp/thôn</w:t>
       </w:r>
       <w:r>
@@ -4097,6 +4113,7 @@
           <w:szCs w:val="26"/>
           <w:lang w:val="vi-VN"/>
         </w:rPr>
+        <w:lastRenderedPageBreak/>
         <w:t xml:space="preserve">Họ và tên: </w:t>
       </w:r>
       <w:r>
@@ -4132,7 +4149,6 @@
           <w:szCs w:val="26"/>
           <w:lang w:val="vi-VN"/>
         </w:rPr>
-        <w:lastRenderedPageBreak/>
         <w:t xml:space="preserve">Ngày, tháng, năm sinh: </w:t>
       </w:r>
       <w:r>
@@ -8712,7 +8728,7 @@
 </file>
 
 <file path=word/endnotes.xml><?xml version="1.0" encoding="utf-8"?>
-<w:endnotes xmlns:wpc="http://schemas.microsoft.com/office/word/2010/wordprocessingCanvas" xmlns:cx="http://schemas.microsoft.com/office/drawing/2014/chartex" xmlns:cx1="http://schemas.microsoft.com/office/drawing/2015/9/8/chartex" xmlns:mc="http://schemas.openxmlformats.org/markup-compatibility/2006" xmlns:o="urn:schemas-microsoft-com:office:office" xmlns:r="http://schemas.openxmlformats.org/officeDocument/2006/relationships" xmlns:m="http://schemas.openxmlformats.org/officeDocument/2006/math" xmlns:v="urn:schemas-microsoft-com:vml" xmlns:wp14="http://schemas.microsoft.com/office/word/2010/wordprocessingDrawing" xmlns:wp="http://schemas.openxmlformats.org/drawingml/2006/wordprocessingDrawing" xmlns:w10="urn:schemas-microsoft-com:office:word" xmlns:w="http://schemas.openxmlformats.org/wordprocessingml/2006/main" xmlns:w14="http://schemas.microsoft.com/office/word/2010/wordml" xmlns:w15="http://schemas.microsoft.com/office/word/2012/wordml" xmlns:w16se="http://schemas.microsoft.com/office/word/2015/wordml/symex" xmlns:wpg="http://schemas.microsoft.com/office/word/2010/wordprocessingGroup" xmlns:wpi="http://schemas.microsoft.com/office/word/2010/wordprocessingInk" xmlns:wne="http://schemas.microsoft.com/office/word/2006/wordml" xmlns:wps="http://schemas.microsoft.com/office/word/2010/wordprocessingShape" mc:Ignorable="w14 w15 w16se wp14">
+<w:endnotes xmlns:wpc="http://schemas.microsoft.com/office/word/2010/wordprocessingCanvas" xmlns:cx="http://schemas.microsoft.com/office/drawing/2014/chartex" xmlns:mc="http://schemas.openxmlformats.org/markup-compatibility/2006" xmlns:o="urn:schemas-microsoft-com:office:office" xmlns:r="http://schemas.openxmlformats.org/officeDocument/2006/relationships" xmlns:m="http://schemas.openxmlformats.org/officeDocument/2006/math" xmlns:v="urn:schemas-microsoft-com:vml" xmlns:wp14="http://schemas.microsoft.com/office/word/2010/wordprocessingDrawing" xmlns:wp="http://schemas.openxmlformats.org/drawingml/2006/wordprocessingDrawing" xmlns:w10="urn:schemas-microsoft-com:office:word" xmlns:w="http://schemas.openxmlformats.org/wordprocessingml/2006/main" xmlns:w14="http://schemas.microsoft.com/office/word/2010/wordml" xmlns:w15="http://schemas.microsoft.com/office/word/2012/wordml" xmlns:w16se="http://schemas.microsoft.com/office/word/2015/wordml/symex" xmlns:wpg="http://schemas.microsoft.com/office/word/2010/wordprocessingGroup" xmlns:wpi="http://schemas.microsoft.com/office/word/2010/wordprocessingInk" xmlns:wne="http://schemas.microsoft.com/office/word/2006/wordml" xmlns:wps="http://schemas.microsoft.com/office/word/2010/wordprocessingShape" mc:Ignorable="w14 w15 w16se wp14">
   <w:endnote w:type="separator" w:id="-1">
     <w:p>
       <w:r>
@@ -8731,7 +8747,7 @@
 </file>
 
 <file path=word/footer1.xml><?xml version="1.0" encoding="utf-8"?>
-<w:ftr xmlns:wpc="http://schemas.microsoft.com/office/word/2010/wordprocessingCanvas" xmlns:cx="http://schemas.microsoft.com/office/drawing/2014/chartex" xmlns:cx1="http://schemas.microsoft.com/office/drawing/2015/9/8/chartex" xmlns:mc="http://schemas.openxmlformats.org/markup-compatibility/2006" xmlns:o="urn:schemas-microsoft-com:office:office" xmlns:r="http://schemas.openxmlformats.org/officeDocument/2006/relationships" xmlns:m="http://schemas.openxmlformats.org/officeDocument/2006/math" xmlns:v="urn:schemas-microsoft-com:vml" xmlns:wp14="http://schemas.microsoft.com/office/word/2010/wordprocessingDrawing" xmlns:wp="http://schemas.openxmlformats.org/drawingml/2006/wordprocessingDrawing" xmlns:w10="urn:schemas-microsoft-com:office:word" xmlns:w="http://schemas.openxmlformats.org/wordprocessingml/2006/main" xmlns:w14="http://schemas.microsoft.com/office/word/2010/wordml" xmlns:w15="http://schemas.microsoft.com/office/word/2012/wordml" xmlns:w16se="http://schemas.microsoft.com/office/word/2015/wordml/symex" xmlns:wpg="http://schemas.microsoft.com/office/word/2010/wordprocessingGroup" xmlns:wpi="http://schemas.microsoft.com/office/word/2010/wordprocessingInk" xmlns:wne="http://schemas.microsoft.com/office/word/2006/wordml" xmlns:wps="http://schemas.microsoft.com/office/word/2010/wordprocessingShape" mc:Ignorable="w14 w15 w16se wp14">
+<w:ftr xmlns:wpc="http://schemas.microsoft.com/office/word/2010/wordprocessingCanvas" xmlns:cx="http://schemas.microsoft.com/office/drawing/2014/chartex" xmlns:mc="http://schemas.openxmlformats.org/markup-compatibility/2006" xmlns:o="urn:schemas-microsoft-com:office:office" xmlns:r="http://schemas.openxmlformats.org/officeDocument/2006/relationships" xmlns:m="http://schemas.openxmlformats.org/officeDocument/2006/math" xmlns:v="urn:schemas-microsoft-com:vml" xmlns:wp14="http://schemas.microsoft.com/office/word/2010/wordprocessingDrawing" xmlns:wp="http://schemas.openxmlformats.org/drawingml/2006/wordprocessingDrawing" xmlns:w10="urn:schemas-microsoft-com:office:word" xmlns:w="http://schemas.openxmlformats.org/wordprocessingml/2006/main" xmlns:w14="http://schemas.microsoft.com/office/word/2010/wordml" xmlns:w15="http://schemas.microsoft.com/office/word/2012/wordml" xmlns:w16se="http://schemas.microsoft.com/office/word/2015/wordml/symex" xmlns:wpg="http://schemas.microsoft.com/office/word/2010/wordprocessingGroup" xmlns:wpi="http://schemas.microsoft.com/office/word/2010/wordprocessingInk" xmlns:wne="http://schemas.microsoft.com/office/word/2006/wordml" xmlns:wps="http://schemas.microsoft.com/office/word/2010/wordprocessingShape" mc:Ignorable="w14 w15 w16se wp14">
   <w:p>
     <w:pPr>
       <w:pStyle w:val="Footer"/>
@@ -8763,7 +8779,7 @@
 </file>
 
 <file path=word/footnotes.xml><?xml version="1.0" encoding="utf-8"?>
-<w:footnotes xmlns:wpc="http://schemas.microsoft.com/office/word/2010/wordprocessingCanvas" xmlns:cx="http://schemas.microsoft.com/office/drawing/2014/chartex" xmlns:cx1="http://schemas.microsoft.com/office/drawing/2015/9/8/chartex" xmlns:mc="http://schemas.openxmlformats.org/markup-compatibility/2006" xmlns:o="urn:schemas-microsoft-com:office:office" xmlns:r="http://schemas.openxmlformats.org/officeDocument/2006/relationships" xmlns:m="http://schemas.openxmlformats.org/officeDocument/2006/math" xmlns:v="urn:schemas-microsoft-com:vml" xmlns:wp14="http://schemas.microsoft.com/office/word/2010/wordprocessingDrawing" xmlns:wp="http://schemas.openxmlformats.org/drawingml/2006/wordprocessingDrawing" xmlns:w10="urn:schemas-microsoft-com:office:word" xmlns:w="http://schemas.openxmlformats.org/wordprocessingml/2006/main" xmlns:w14="http://schemas.microsoft.com/office/word/2010/wordml" xmlns:w15="http://schemas.microsoft.com/office/word/2012/wordml" xmlns:w16se="http://schemas.microsoft.com/office/word/2015/wordml/symex" xmlns:wpg="http://schemas.microsoft.com/office/word/2010/wordprocessingGroup" xmlns:wpi="http://schemas.microsoft.com/office/word/2010/wordprocessingInk" xmlns:wne="http://schemas.microsoft.com/office/word/2006/wordml" xmlns:wps="http://schemas.microsoft.com/office/word/2010/wordprocessingShape" mc:Ignorable="w14 w15 w16se wp14">
+<w:footnotes xmlns:wpc="http://schemas.microsoft.com/office/word/2010/wordprocessingCanvas" xmlns:cx="http://schemas.microsoft.com/office/drawing/2014/chartex" xmlns:mc="http://schemas.openxmlformats.org/markup-compatibility/2006" xmlns:o="urn:schemas-microsoft-com:office:office" xmlns:r="http://schemas.openxmlformats.org/officeDocument/2006/relationships" xmlns:m="http://schemas.openxmlformats.org/officeDocument/2006/math" xmlns:v="urn:schemas-microsoft-com:vml" xmlns:wp14="http://schemas.microsoft.com/office/word/2010/wordprocessingDrawing" xmlns:wp="http://schemas.openxmlformats.org/drawingml/2006/wordprocessingDrawing" xmlns:w10="urn:schemas-microsoft-com:office:word" xmlns:w="http://schemas.openxmlformats.org/wordprocessingml/2006/main" xmlns:w14="http://schemas.microsoft.com/office/word/2010/wordml" xmlns:w15="http://schemas.microsoft.com/office/word/2012/wordml" xmlns:w16se="http://schemas.microsoft.com/office/word/2015/wordml/symex" xmlns:wpg="http://schemas.microsoft.com/office/word/2010/wordprocessingGroup" xmlns:wpi="http://schemas.microsoft.com/office/word/2010/wordprocessingInk" xmlns:wne="http://schemas.microsoft.com/office/word/2006/wordml" xmlns:wps="http://schemas.microsoft.com/office/word/2010/wordprocessingShape" mc:Ignorable="w14 w15 w16se wp14">
   <w:footnote w:type="separator" w:id="-1">
     <w:p>
       <w:r>
@@ -8782,7 +8798,7 @@
 </file>
 
 <file path=word/header1.xml><?xml version="1.0" encoding="utf-8"?>
-<w:hdr xmlns:wpc="http://schemas.microsoft.com/office/word/2010/wordprocessingCanvas" xmlns:cx="http://schemas.microsoft.com/office/drawing/2014/chartex" xmlns:cx1="http://schemas.microsoft.com/office/drawing/2015/9/8/chartex" xmlns:mc="http://schemas.openxmlformats.org/markup-compatibility/2006" xmlns:o="urn:schemas-microsoft-com:office:office" xmlns:r="http://schemas.openxmlformats.org/officeDocument/2006/relationships" xmlns:m="http://schemas.openxmlformats.org/officeDocument/2006/math" xmlns:v="urn:schemas-microsoft-com:vml" xmlns:wp14="http://schemas.microsoft.com/office/word/2010/wordprocessingDrawing" xmlns:wp="http://schemas.openxmlformats.org/drawingml/2006/wordprocessingDrawing" xmlns:w10="urn:schemas-microsoft-com:office:word" xmlns:w="http://schemas.openxmlformats.org/wordprocessingml/2006/main" xmlns:w14="http://schemas.microsoft.com/office/word/2010/wordml" xmlns:w15="http://schemas.microsoft.com/office/word/2012/wordml" xmlns:w16se="http://schemas.microsoft.com/office/word/2015/wordml/symex" xmlns:wpg="http://schemas.microsoft.com/office/word/2010/wordprocessingGroup" xmlns:wpi="http://schemas.microsoft.com/office/word/2010/wordprocessingInk" xmlns:wne="http://schemas.microsoft.com/office/word/2006/wordml" xmlns:wps="http://schemas.microsoft.com/office/word/2010/wordprocessingShape" mc:Ignorable="w14 w15 w16se wp14">
+<w:hdr xmlns:wpc="http://schemas.microsoft.com/office/word/2010/wordprocessingCanvas" xmlns:cx="http://schemas.microsoft.com/office/drawing/2014/chartex" xmlns:mc="http://schemas.openxmlformats.org/markup-compatibility/2006" xmlns:o="urn:schemas-microsoft-com:office:office" xmlns:r="http://schemas.openxmlformats.org/officeDocument/2006/relationships" xmlns:m="http://schemas.openxmlformats.org/officeDocument/2006/math" xmlns:v="urn:schemas-microsoft-com:vml" xmlns:wp14="http://schemas.microsoft.com/office/word/2010/wordprocessingDrawing" xmlns:wp="http://schemas.openxmlformats.org/drawingml/2006/wordprocessingDrawing" xmlns:w10="urn:schemas-microsoft-com:office:word" xmlns:w="http://schemas.openxmlformats.org/wordprocessingml/2006/main" xmlns:w14="http://schemas.microsoft.com/office/word/2010/wordml" xmlns:w15="http://schemas.microsoft.com/office/word/2012/wordml" xmlns:w16se="http://schemas.microsoft.com/office/word/2015/wordml/symex" xmlns:wpg="http://schemas.microsoft.com/office/word/2010/wordprocessingGroup" xmlns:wpi="http://schemas.microsoft.com/office/word/2010/wordprocessingInk" xmlns:wne="http://schemas.microsoft.com/office/word/2006/wordml" xmlns:wps="http://schemas.microsoft.com/office/word/2010/wordprocessingShape" mc:Ignorable="w14 w15 w16se wp14">
   <w:p>
     <w:pPr>
       <w:pStyle w:val="Header"/>
@@ -8835,7 +8851,7 @@
 </file>
 
 <file path=word/header2.xml><?xml version="1.0" encoding="utf-8"?>
-<w:hdr xmlns:wpc="http://schemas.microsoft.com/office/word/2010/wordprocessingCanvas" xmlns:cx="http://schemas.microsoft.com/office/drawing/2014/chartex" xmlns:cx1="http://schemas.microsoft.com/office/drawing/2015/9/8/chartex" xmlns:mc="http://schemas.openxmlformats.org/markup-compatibility/2006" xmlns:o="urn:schemas-microsoft-com:office:office" xmlns:r="http://schemas.openxmlformats.org/officeDocument/2006/relationships" xmlns:m="http://schemas.openxmlformats.org/officeDocument/2006/math" xmlns:v="urn:schemas-microsoft-com:vml" xmlns:wp14="http://schemas.microsoft.com/office/word/2010/wordprocessingDrawing" xmlns:wp="http://schemas.openxmlformats.org/drawingml/2006/wordprocessingDrawing" xmlns:w10="urn:schemas-microsoft-com:office:word" xmlns:w="http://schemas.openxmlformats.org/wordprocessingml/2006/main" xmlns:w14="http://schemas.microsoft.com/office/word/2010/wordml" xmlns:w15="http://schemas.microsoft.com/office/word/2012/wordml" xmlns:w16se="http://schemas.microsoft.com/office/word/2015/wordml/symex" xmlns:wpg="http://schemas.microsoft.com/office/word/2010/wordprocessingGroup" xmlns:wpi="http://schemas.microsoft.com/office/word/2010/wordprocessingInk" xmlns:wne="http://schemas.microsoft.com/office/word/2006/wordml" xmlns:wps="http://schemas.microsoft.com/office/word/2010/wordprocessingShape" mc:Ignorable="w14 w15 w16se wp14">
+<w:hdr xmlns:wpc="http://schemas.microsoft.com/office/word/2010/wordprocessingCanvas" xmlns:cx="http://schemas.microsoft.com/office/drawing/2014/chartex" xmlns:mc="http://schemas.openxmlformats.org/markup-compatibility/2006" xmlns:o="urn:schemas-microsoft-com:office:office" xmlns:r="http://schemas.openxmlformats.org/officeDocument/2006/relationships" xmlns:m="http://schemas.openxmlformats.org/officeDocument/2006/math" xmlns:v="urn:schemas-microsoft-com:vml" xmlns:wp14="http://schemas.microsoft.com/office/word/2010/wordprocessingDrawing" xmlns:wp="http://schemas.openxmlformats.org/drawingml/2006/wordprocessingDrawing" xmlns:w10="urn:schemas-microsoft-com:office:word" xmlns:w="http://schemas.openxmlformats.org/wordprocessingml/2006/main" xmlns:w14="http://schemas.microsoft.com/office/word/2010/wordml" xmlns:w15="http://schemas.microsoft.com/office/word/2012/wordml" xmlns:w16se="http://schemas.microsoft.com/office/word/2015/wordml/symex" xmlns:wpg="http://schemas.microsoft.com/office/word/2010/wordprocessingGroup" xmlns:wpi="http://schemas.microsoft.com/office/word/2010/wordprocessingInk" xmlns:wne="http://schemas.microsoft.com/office/word/2006/wordml" xmlns:wps="http://schemas.microsoft.com/office/word/2010/wordprocessingShape" mc:Ignorable="w14 w15 w16se wp14">
   <w:p>
     <w:pPr>
       <w:pStyle w:val="Header"/>
@@ -8893,7 +8909,7 @@
 </file>
 
 <file path=word/numbering.xml><?xml version="1.0" encoding="utf-8"?>
-<w:numbering xmlns:wpc="http://schemas.microsoft.com/office/word/2010/wordprocessingCanvas" xmlns:cx="http://schemas.microsoft.com/office/drawing/2014/chartex" xmlns:cx1="http://schemas.microsoft.com/office/drawing/2015/9/8/chartex" xmlns:mc="http://schemas.openxmlformats.org/markup-compatibility/2006" xmlns:o="urn:schemas-microsoft-com:office:office" xmlns:r="http://schemas.openxmlformats.org/officeDocument/2006/relationships" xmlns:m="http://schemas.openxmlformats.org/officeDocument/2006/math" xmlns:v="urn:schemas-microsoft-com:vml" xmlns:wp14="http://schemas.microsoft.com/office/word/2010/wordprocessingDrawing" xmlns:wp="http://schemas.openxmlformats.org/drawingml/2006/wordprocessingDrawing" xmlns:w10="urn:schemas-microsoft-com:office:word" xmlns:w="http://schemas.openxmlformats.org/wordprocessingml/2006/main" xmlns:w14="http://schemas.microsoft.com/office/word/2010/wordml" xmlns:w15="http://schemas.microsoft.com/office/word/2012/wordml" xmlns:w16se="http://schemas.microsoft.com/office/word/2015/wordml/symex" xmlns:wpg="http://schemas.microsoft.com/office/word/2010/wordprocessingGroup" xmlns:wpi="http://schemas.microsoft.com/office/word/2010/wordprocessingInk" xmlns:wne="http://schemas.microsoft.com/office/word/2006/wordml" xmlns:wps="http://schemas.microsoft.com/office/word/2010/wordprocessingShape" mc:Ignorable="w14 w15 w16se wp14">
+<w:numbering xmlns:wpc="http://schemas.microsoft.com/office/word/2010/wordprocessingCanvas" xmlns:cx="http://schemas.microsoft.com/office/drawing/2014/chartex" xmlns:mc="http://schemas.openxmlformats.org/markup-compatibility/2006" xmlns:o="urn:schemas-microsoft-com:office:office" xmlns:r="http://schemas.openxmlformats.org/officeDocument/2006/relationships" xmlns:m="http://schemas.openxmlformats.org/officeDocument/2006/math" xmlns:v="urn:schemas-microsoft-com:vml" xmlns:wp14="http://schemas.microsoft.com/office/word/2010/wordprocessingDrawing" xmlns:wp="http://schemas.openxmlformats.org/drawingml/2006/wordprocessingDrawing" xmlns:w10="urn:schemas-microsoft-com:office:word" xmlns:w="http://schemas.openxmlformats.org/wordprocessingml/2006/main" xmlns:w14="http://schemas.microsoft.com/office/word/2010/wordml" xmlns:w15="http://schemas.microsoft.com/office/word/2012/wordml" xmlns:w16se="http://schemas.microsoft.com/office/word/2015/wordml/symex" xmlns:wpg="http://schemas.microsoft.com/office/word/2010/wordprocessingGroup" xmlns:wpi="http://schemas.microsoft.com/office/word/2010/wordprocessingInk" xmlns:wne="http://schemas.microsoft.com/office/word/2006/wordml" xmlns:wps="http://schemas.microsoft.com/office/word/2010/wordprocessingShape" mc:Ignorable="w14 w15 w16se wp14">
   <w:abstractNum w:abstractNumId="0" w15:restartNumberingAfterBreak="0">
     <w:nsid w:val="0F3757BD"/>
     <w:multiLevelType w:val="hybridMultilevel"/>

--- a/CÔNG TY TNHH MTV THƯƠNG MẠI KHAI MINH/KhaiMinh_ThanhLapMoi/Điều lệ công ty.docx
+++ b/CÔNG TY TNHH MTV THƯƠNG MẠI KHAI MINH/KhaiMinh_ThanhLapMoi/Điều lệ công ty.docx
@@ -1953,6 +1953,30 @@
               </w:rPr>
               <w:t xml:space="preserve">t: Bán buôn ván ép </w:t>
             </w:r>
+            <w:r>
+              <w:rPr>
+                <w:rFonts w:eastAsia="MS Mincho"/>
+                <w:sz w:val="22"/>
+                <w:szCs w:val="22"/>
+              </w:rPr>
+              <w:t xml:space="preserve">các loại; </w:t>
+            </w:r>
+            <w:r>
+              <w:rPr>
+                <w:rFonts w:eastAsia="MS Mincho"/>
+                <w:sz w:val="22"/>
+                <w:szCs w:val="22"/>
+              </w:rPr>
+              <w:t>Bán buôn</w:t>
+            </w:r>
+            <w:r>
+              <w:rPr>
+                <w:rFonts w:eastAsia="MS Mincho"/>
+                <w:sz w:val="22"/>
+                <w:szCs w:val="22"/>
+              </w:rPr>
+              <w:t xml:space="preserve"> </w:t>
+            </w:r>
             <w:bookmarkStart w:id="1" w:name="_GoBack"/>
             <w:bookmarkEnd w:id="1"/>
             <w:r>
@@ -1961,7 +1985,7 @@
                 <w:sz w:val="22"/>
                 <w:szCs w:val="22"/>
               </w:rPr>
-              <w:t>các loại; Mua bán hàng phục vụ sản xuất, hàng tiêu dùng và trang trí nội thất, bảng hiệu đèn led; Bán buôn hóa chất các loại, chất tẩy rửa, phụ gia công nghiệp làm sạch các dự án, công trình; Bán buôn các nguyên liệu phục vụ cho sản xuất hóa chất; Bán buôn thiết bị phòng cháy chữa cháy, bình phòng cháy chữa cháy</w:t>
+              <w:t>hàng phục vụ sản xuất, hàng tiêu dùng và trang trí nội thất, bảng hiệu đèn led; Bán buôn hóa chất các loại, chất tẩy rửa, phụ gia công nghiệp làm sạch các dự án, công trình; Bán buôn các nguyên liệu phục vụ cho sản xuất hóa chất; Bán buôn thiết bị phòng cháy chữa cháy, bình phòng cháy chữa cháy</w:t>
             </w:r>
           </w:p>
         </w:tc>
